--- a/DEVTRACK_SRS_1.docx
+++ b/DEVTRACK_SRS_1.docx
@@ -4711,7 +4711,7 @@
           <w:tab w:val="right" w:leader="dot" w:pos="9350"/>
         </w:tabs>
         <w:rPr>
-          <w:rFonts w:eastAsia="Noto Sans JP" w:cs="Times New Roman"/>
+          <w:rFonts w:asciiTheme="minorHAnsi" w:eastAsia="Noto Sans JP" w:hAnsiTheme="minorHAnsi"/>
           <w:noProof/>
           <w:lang w:eastAsia="ja-JP"/>
         </w:rPr>
@@ -4740,18 +4740,16 @@
         </w:rPr>
         <w:fldChar w:fldCharType="separate"/>
       </w:r>
-      <w:hyperlink w:anchor="_Toc232449127" w:history="1">
+      <w:hyperlink w:anchor="_Toc232451886" w:history="1">
         <w:r>
           <w:rPr>
             <w:rStyle w:val="Hyperlink"/>
-            <w:rFonts w:cs="Times New Roman"/>
             <w:noProof/>
           </w:rPr>
           <w:t>Figure 1: Context Diagram for the system</w:t>
         </w:r>
         <w:r>
           <w:rPr>
-            <w:rFonts w:cs="Times New Roman"/>
             <w:noProof/>
             <w:webHidden/>
           </w:rPr>
@@ -4759,7 +4757,6 @@
         </w:r>
         <w:r>
           <w:rPr>
-            <w:rFonts w:cs="Times New Roman"/>
             <w:noProof/>
             <w:webHidden/>
           </w:rPr>
@@ -4767,15 +4764,19 @@
         </w:r>
         <w:r>
           <w:rPr>
-            <w:rFonts w:cs="Times New Roman"/>
-            <w:noProof/>
-            <w:webHidden/>
-          </w:rPr>
-          <w:instrText xml:space="preserve"> PAGEREF _Toc232449127 \h </w:instrText>
-        </w:r>
-        <w:r>
-          <w:rPr>
-            <w:rFonts w:cs="Times New Roman"/>
+            <w:noProof/>
+            <w:webHidden/>
+          </w:rPr>
+          <w:instrText xml:space="preserve"> PAGEREF _Toc232451886 \h </w:instrText>
+        </w:r>
+        <w:r>
+          <w:rPr>
+            <w:noProof/>
+            <w:webHidden/>
+          </w:rPr>
+        </w:r>
+        <w:r>
+          <w:rPr>
             <w:noProof/>
             <w:webHidden/>
           </w:rPr>
@@ -4783,17 +4784,13 @@
         </w:r>
         <w:r>
           <w:rPr>
-            <w:rFonts w:cs="Times New Roman"/>
-            <w:b/>
-            <w:bCs/>
-            <w:noProof/>
-            <w:webHidden/>
-          </w:rPr>
-          <w:t>Error! Bookmark not defined.</w:t>
-        </w:r>
-        <w:r>
-          <w:rPr>
-            <w:rFonts w:cs="Times New Roman"/>
+            <w:noProof/>
+            <w:webHidden/>
+          </w:rPr>
+          <w:t>2</w:t>
+        </w:r>
+        <w:r>
+          <w:rPr>
             <w:noProof/>
             <w:webHidden/>
           </w:rPr>
@@ -4808,12 +4805,12 @@
           <w:tab w:val="right" w:leader="dot" w:pos="9350"/>
         </w:tabs>
         <w:rPr>
-          <w:rFonts w:eastAsia="Noto Sans JP" w:cs="Times New Roman"/>
+          <w:rFonts w:asciiTheme="minorHAnsi" w:eastAsia="Noto Sans JP" w:hAnsiTheme="minorHAnsi"/>
           <w:noProof/>
           <w:lang w:eastAsia="ja-JP"/>
         </w:rPr>
       </w:pPr>
-      <w:hyperlink w:anchor="_Toc232449128" w:history="1">
+      <w:hyperlink w:anchor="_Toc232451887" w:history="1">
         <w:r>
           <w:rPr>
             <w:rStyle w:val="Hyperlink"/>
@@ -4824,7 +4821,6 @@
         </w:r>
         <w:r>
           <w:rPr>
-            <w:rFonts w:cs="Times New Roman"/>
             <w:noProof/>
             <w:webHidden/>
           </w:rPr>
@@ -4832,7 +4828,6 @@
         </w:r>
         <w:r>
           <w:rPr>
-            <w:rFonts w:cs="Times New Roman"/>
             <w:noProof/>
             <w:webHidden/>
           </w:rPr>
@@ -4840,22 +4835,19 @@
         </w:r>
         <w:r>
           <w:rPr>
-            <w:rFonts w:cs="Times New Roman"/>
-            <w:noProof/>
-            <w:webHidden/>
-          </w:rPr>
-          <w:instrText xml:space="preserve"> PAGEREF _Toc232449128 \h </w:instrText>
-        </w:r>
-        <w:r>
-          <w:rPr>
-            <w:rFonts w:cs="Times New Roman"/>
-            <w:noProof/>
-            <w:webHidden/>
-          </w:rPr>
-        </w:r>
-        <w:r>
-          <w:rPr>
-            <w:rFonts w:cs="Times New Roman"/>
+            <w:noProof/>
+            <w:webHidden/>
+          </w:rPr>
+          <w:instrText xml:space="preserve"> PAGEREF _Toc232451887 \h </w:instrText>
+        </w:r>
+        <w:r>
+          <w:rPr>
+            <w:noProof/>
+            <w:webHidden/>
+          </w:rPr>
+        </w:r>
+        <w:r>
+          <w:rPr>
             <w:noProof/>
             <w:webHidden/>
           </w:rPr>
@@ -4863,7 +4855,6 @@
         </w:r>
         <w:r>
           <w:rPr>
-            <w:rFonts w:cs="Times New Roman"/>
             <w:noProof/>
             <w:webHidden/>
           </w:rPr>
@@ -4871,7 +4862,6 @@
         </w:r>
         <w:r>
           <w:rPr>
-            <w:rFonts w:cs="Times New Roman"/>
             <w:noProof/>
             <w:webHidden/>
           </w:rPr>
@@ -4886,12 +4876,12 @@
           <w:tab w:val="right" w:leader="dot" w:pos="9350"/>
         </w:tabs>
         <w:rPr>
-          <w:rFonts w:eastAsia="Noto Sans JP" w:cs="Times New Roman"/>
+          <w:rFonts w:asciiTheme="minorHAnsi" w:eastAsia="Noto Sans JP" w:hAnsiTheme="minorHAnsi"/>
           <w:noProof/>
           <w:lang w:eastAsia="ja-JP"/>
         </w:rPr>
       </w:pPr>
-      <w:hyperlink w:anchor="_Toc232449129" w:history="1">
+      <w:hyperlink w:anchor="_Toc232451888" w:history="1">
         <w:r>
           <w:rPr>
             <w:rStyle w:val="Hyperlink"/>
@@ -4902,7 +4892,6 @@
         </w:r>
         <w:r>
           <w:rPr>
-            <w:rFonts w:cs="Times New Roman"/>
             <w:noProof/>
             <w:webHidden/>
           </w:rPr>
@@ -4910,7 +4899,6 @@
         </w:r>
         <w:r>
           <w:rPr>
-            <w:rFonts w:cs="Times New Roman"/>
             <w:noProof/>
             <w:webHidden/>
           </w:rPr>
@@ -4918,22 +4906,19 @@
         </w:r>
         <w:r>
           <w:rPr>
-            <w:rFonts w:cs="Times New Roman"/>
-            <w:noProof/>
-            <w:webHidden/>
-          </w:rPr>
-          <w:instrText xml:space="preserve"> PAGEREF _Toc232449129 \h </w:instrText>
-        </w:r>
-        <w:r>
-          <w:rPr>
-            <w:rFonts w:cs="Times New Roman"/>
-            <w:noProof/>
-            <w:webHidden/>
-          </w:rPr>
-        </w:r>
-        <w:r>
-          <w:rPr>
-            <w:rFonts w:cs="Times New Roman"/>
+            <w:noProof/>
+            <w:webHidden/>
+          </w:rPr>
+          <w:instrText xml:space="preserve"> PAGEREF _Toc232451888 \h </w:instrText>
+        </w:r>
+        <w:r>
+          <w:rPr>
+            <w:noProof/>
+            <w:webHidden/>
+          </w:rPr>
+        </w:r>
+        <w:r>
+          <w:rPr>
             <w:noProof/>
             <w:webHidden/>
           </w:rPr>
@@ -4941,7 +4926,6 @@
         </w:r>
         <w:r>
           <w:rPr>
-            <w:rFonts w:cs="Times New Roman"/>
             <w:noProof/>
             <w:webHidden/>
           </w:rPr>
@@ -4949,7 +4933,6 @@
         </w:r>
         <w:r>
           <w:rPr>
-            <w:rFonts w:cs="Times New Roman"/>
             <w:noProof/>
             <w:webHidden/>
           </w:rPr>
@@ -4964,12 +4947,12 @@
           <w:tab w:val="right" w:leader="dot" w:pos="9350"/>
         </w:tabs>
         <w:rPr>
-          <w:rFonts w:eastAsia="Noto Sans JP" w:cs="Times New Roman"/>
+          <w:rFonts w:asciiTheme="minorHAnsi" w:eastAsia="Noto Sans JP" w:hAnsiTheme="minorHAnsi"/>
           <w:noProof/>
           <w:lang w:eastAsia="ja-JP"/>
         </w:rPr>
       </w:pPr>
-      <w:hyperlink w:anchor="_Toc232449130" w:history="1">
+      <w:hyperlink w:anchor="_Toc232451889" w:history="1">
         <w:r>
           <w:rPr>
             <w:rStyle w:val="Hyperlink"/>
@@ -4980,7 +4963,6 @@
         </w:r>
         <w:r>
           <w:rPr>
-            <w:rFonts w:cs="Times New Roman"/>
             <w:noProof/>
             <w:webHidden/>
           </w:rPr>
@@ -4988,7 +4970,6 @@
         </w:r>
         <w:r>
           <w:rPr>
-            <w:rFonts w:cs="Times New Roman"/>
             <w:noProof/>
             <w:webHidden/>
           </w:rPr>
@@ -4996,22 +4977,19 @@
         </w:r>
         <w:r>
           <w:rPr>
-            <w:rFonts w:cs="Times New Roman"/>
-            <w:noProof/>
-            <w:webHidden/>
-          </w:rPr>
-          <w:instrText xml:space="preserve"> PAGEREF _Toc232449130 \h </w:instrText>
-        </w:r>
-        <w:r>
-          <w:rPr>
-            <w:rFonts w:cs="Times New Roman"/>
-            <w:noProof/>
-            <w:webHidden/>
-          </w:rPr>
-        </w:r>
-        <w:r>
-          <w:rPr>
-            <w:rFonts w:cs="Times New Roman"/>
+            <w:noProof/>
+            <w:webHidden/>
+          </w:rPr>
+          <w:instrText xml:space="preserve"> PAGEREF _Toc232451889 \h </w:instrText>
+        </w:r>
+        <w:r>
+          <w:rPr>
+            <w:noProof/>
+            <w:webHidden/>
+          </w:rPr>
+        </w:r>
+        <w:r>
+          <w:rPr>
             <w:noProof/>
             <w:webHidden/>
           </w:rPr>
@@ -5019,7 +4997,6 @@
         </w:r>
         <w:r>
           <w:rPr>
-            <w:rFonts w:cs="Times New Roman"/>
             <w:noProof/>
             <w:webHidden/>
           </w:rPr>
@@ -5027,7 +5004,6 @@
         </w:r>
         <w:r>
           <w:rPr>
-            <w:rFonts w:cs="Times New Roman"/>
             <w:noProof/>
             <w:webHidden/>
           </w:rPr>
@@ -5042,12 +5018,12 @@
           <w:tab w:val="right" w:leader="dot" w:pos="9350"/>
         </w:tabs>
         <w:rPr>
-          <w:rFonts w:eastAsia="Noto Sans JP" w:cs="Times New Roman"/>
+          <w:rFonts w:asciiTheme="minorHAnsi" w:eastAsia="Noto Sans JP" w:hAnsiTheme="minorHAnsi"/>
           <w:noProof/>
           <w:lang w:eastAsia="ja-JP"/>
         </w:rPr>
       </w:pPr>
-      <w:hyperlink w:anchor="_Toc232449131" w:history="1">
+      <w:hyperlink w:anchor="_Toc232451890" w:history="1">
         <w:r>
           <w:rPr>
             <w:rStyle w:val="Hyperlink"/>
@@ -5058,7 +5034,6 @@
         </w:r>
         <w:r>
           <w:rPr>
-            <w:rFonts w:cs="Times New Roman"/>
             <w:noProof/>
             <w:webHidden/>
           </w:rPr>
@@ -5066,7 +5041,6 @@
         </w:r>
         <w:r>
           <w:rPr>
-            <w:rFonts w:cs="Times New Roman"/>
             <w:noProof/>
             <w:webHidden/>
           </w:rPr>
@@ -5074,22 +5048,19 @@
         </w:r>
         <w:r>
           <w:rPr>
-            <w:rFonts w:cs="Times New Roman"/>
-            <w:noProof/>
-            <w:webHidden/>
-          </w:rPr>
-          <w:instrText xml:space="preserve"> PAGEREF _Toc232449131 \h </w:instrText>
-        </w:r>
-        <w:r>
-          <w:rPr>
-            <w:rFonts w:cs="Times New Roman"/>
-            <w:noProof/>
-            <w:webHidden/>
-          </w:rPr>
-        </w:r>
-        <w:r>
-          <w:rPr>
-            <w:rFonts w:cs="Times New Roman"/>
+            <w:noProof/>
+            <w:webHidden/>
+          </w:rPr>
+          <w:instrText xml:space="preserve"> PAGEREF _Toc232451890 \h </w:instrText>
+        </w:r>
+        <w:r>
+          <w:rPr>
+            <w:noProof/>
+            <w:webHidden/>
+          </w:rPr>
+        </w:r>
+        <w:r>
+          <w:rPr>
             <w:noProof/>
             <w:webHidden/>
           </w:rPr>
@@ -5097,7 +5068,6 @@
         </w:r>
         <w:r>
           <w:rPr>
-            <w:rFonts w:cs="Times New Roman"/>
             <w:noProof/>
             <w:webHidden/>
           </w:rPr>
@@ -5105,7 +5075,6 @@
         </w:r>
         <w:r>
           <w:rPr>
-            <w:rFonts w:cs="Times New Roman"/>
             <w:noProof/>
             <w:webHidden/>
           </w:rPr>
@@ -5120,12 +5089,12 @@
           <w:tab w:val="right" w:leader="dot" w:pos="9350"/>
         </w:tabs>
         <w:rPr>
-          <w:rFonts w:eastAsia="Noto Sans JP" w:cs="Times New Roman"/>
+          <w:rFonts w:asciiTheme="minorHAnsi" w:eastAsia="Noto Sans JP" w:hAnsiTheme="minorHAnsi"/>
           <w:noProof/>
           <w:lang w:eastAsia="ja-JP"/>
         </w:rPr>
       </w:pPr>
-      <w:hyperlink w:anchor="_Toc232449132" w:history="1">
+      <w:hyperlink w:anchor="_Toc232451891" w:history="1">
         <w:r>
           <w:rPr>
             <w:rStyle w:val="Hyperlink"/>
@@ -5136,7 +5105,6 @@
         </w:r>
         <w:r>
           <w:rPr>
-            <w:rFonts w:cs="Times New Roman"/>
             <w:noProof/>
             <w:webHidden/>
           </w:rPr>
@@ -5144,7 +5112,6 @@
         </w:r>
         <w:r>
           <w:rPr>
-            <w:rFonts w:cs="Times New Roman"/>
             <w:noProof/>
             <w:webHidden/>
           </w:rPr>
@@ -5152,22 +5119,19 @@
         </w:r>
         <w:r>
           <w:rPr>
-            <w:rFonts w:cs="Times New Roman"/>
-            <w:noProof/>
-            <w:webHidden/>
-          </w:rPr>
-          <w:instrText xml:space="preserve"> PAGEREF _Toc232449132 \h </w:instrText>
-        </w:r>
-        <w:r>
-          <w:rPr>
-            <w:rFonts w:cs="Times New Roman"/>
-            <w:noProof/>
-            <w:webHidden/>
-          </w:rPr>
-        </w:r>
-        <w:r>
-          <w:rPr>
-            <w:rFonts w:cs="Times New Roman"/>
+            <w:noProof/>
+            <w:webHidden/>
+          </w:rPr>
+          <w:instrText xml:space="preserve"> PAGEREF _Toc232451891 \h </w:instrText>
+        </w:r>
+        <w:r>
+          <w:rPr>
+            <w:noProof/>
+            <w:webHidden/>
+          </w:rPr>
+        </w:r>
+        <w:r>
+          <w:rPr>
             <w:noProof/>
             <w:webHidden/>
           </w:rPr>
@@ -5175,7 +5139,6 @@
         </w:r>
         <w:r>
           <w:rPr>
-            <w:rFonts w:cs="Times New Roman"/>
             <w:noProof/>
             <w:webHidden/>
           </w:rPr>
@@ -5183,7 +5146,6 @@
         </w:r>
         <w:r>
           <w:rPr>
-            <w:rFonts w:cs="Times New Roman"/>
             <w:noProof/>
             <w:webHidden/>
           </w:rPr>
@@ -5198,12 +5160,12 @@
           <w:tab w:val="right" w:leader="dot" w:pos="9350"/>
         </w:tabs>
         <w:rPr>
-          <w:rFonts w:eastAsia="Noto Sans JP" w:cs="Times New Roman"/>
+          <w:rFonts w:asciiTheme="minorHAnsi" w:eastAsia="Noto Sans JP" w:hAnsiTheme="minorHAnsi"/>
           <w:noProof/>
           <w:lang w:eastAsia="ja-JP"/>
         </w:rPr>
       </w:pPr>
-      <w:hyperlink w:anchor="_Toc232449133" w:history="1">
+      <w:hyperlink w:anchor="_Toc232451892" w:history="1">
         <w:r>
           <w:rPr>
             <w:rStyle w:val="Hyperlink"/>
@@ -5214,7 +5176,6 @@
         </w:r>
         <w:r>
           <w:rPr>
-            <w:rFonts w:cs="Times New Roman"/>
             <w:noProof/>
             <w:webHidden/>
           </w:rPr>
@@ -5222,7 +5183,6 @@
         </w:r>
         <w:r>
           <w:rPr>
-            <w:rFonts w:cs="Times New Roman"/>
             <w:noProof/>
             <w:webHidden/>
           </w:rPr>
@@ -5230,22 +5190,19 @@
         </w:r>
         <w:r>
           <w:rPr>
-            <w:rFonts w:cs="Times New Roman"/>
-            <w:noProof/>
-            <w:webHidden/>
-          </w:rPr>
-          <w:instrText xml:space="preserve"> PAGEREF _Toc232449133 \h </w:instrText>
-        </w:r>
-        <w:r>
-          <w:rPr>
-            <w:rFonts w:cs="Times New Roman"/>
-            <w:noProof/>
-            <w:webHidden/>
-          </w:rPr>
-        </w:r>
-        <w:r>
-          <w:rPr>
-            <w:rFonts w:cs="Times New Roman"/>
+            <w:noProof/>
+            <w:webHidden/>
+          </w:rPr>
+          <w:instrText xml:space="preserve"> PAGEREF _Toc232451892 \h </w:instrText>
+        </w:r>
+        <w:r>
+          <w:rPr>
+            <w:noProof/>
+            <w:webHidden/>
+          </w:rPr>
+        </w:r>
+        <w:r>
+          <w:rPr>
             <w:noProof/>
             <w:webHidden/>
           </w:rPr>
@@ -5253,7 +5210,6 @@
         </w:r>
         <w:r>
           <w:rPr>
-            <w:rFonts w:cs="Times New Roman"/>
             <w:noProof/>
             <w:webHidden/>
           </w:rPr>
@@ -5261,7 +5217,6 @@
         </w:r>
         <w:r>
           <w:rPr>
-            <w:rFonts w:cs="Times New Roman"/>
             <w:noProof/>
             <w:webHidden/>
           </w:rPr>
@@ -5276,12 +5231,12 @@
           <w:tab w:val="right" w:leader="dot" w:pos="9350"/>
         </w:tabs>
         <w:rPr>
-          <w:rFonts w:eastAsia="Noto Sans JP" w:cs="Times New Roman"/>
+          <w:rFonts w:asciiTheme="minorHAnsi" w:eastAsia="Noto Sans JP" w:hAnsiTheme="minorHAnsi"/>
           <w:noProof/>
           <w:lang w:eastAsia="ja-JP"/>
         </w:rPr>
       </w:pPr>
-      <w:hyperlink w:anchor="_Toc232449134" w:history="1">
+      <w:hyperlink w:anchor="_Toc232451893" w:history="1">
         <w:r>
           <w:rPr>
             <w:rStyle w:val="Hyperlink"/>
@@ -5309,7 +5264,6 @@
         </w:r>
         <w:r>
           <w:rPr>
-            <w:rFonts w:cs="Times New Roman"/>
             <w:noProof/>
             <w:webHidden/>
           </w:rPr>
@@ -5317,7 +5271,6 @@
         </w:r>
         <w:r>
           <w:rPr>
-            <w:rFonts w:cs="Times New Roman"/>
             <w:noProof/>
             <w:webHidden/>
           </w:rPr>
@@ -5325,22 +5278,19 @@
         </w:r>
         <w:r>
           <w:rPr>
-            <w:rFonts w:cs="Times New Roman"/>
-            <w:noProof/>
-            <w:webHidden/>
-          </w:rPr>
-          <w:instrText xml:space="preserve"> PAGEREF _Toc232449134 \h </w:instrText>
-        </w:r>
-        <w:r>
-          <w:rPr>
-            <w:rFonts w:cs="Times New Roman"/>
-            <w:noProof/>
-            <w:webHidden/>
-          </w:rPr>
-        </w:r>
-        <w:r>
-          <w:rPr>
-            <w:rFonts w:cs="Times New Roman"/>
+            <w:noProof/>
+            <w:webHidden/>
+          </w:rPr>
+          <w:instrText xml:space="preserve"> PAGEREF _Toc232451893 \h </w:instrText>
+        </w:r>
+        <w:r>
+          <w:rPr>
+            <w:noProof/>
+            <w:webHidden/>
+          </w:rPr>
+        </w:r>
+        <w:r>
+          <w:rPr>
             <w:noProof/>
             <w:webHidden/>
           </w:rPr>
@@ -5348,7 +5298,6 @@
         </w:r>
         <w:r>
           <w:rPr>
-            <w:rFonts w:cs="Times New Roman"/>
             <w:noProof/>
             <w:webHidden/>
           </w:rPr>
@@ -5356,7 +5305,6 @@
         </w:r>
         <w:r>
           <w:rPr>
-            <w:rFonts w:cs="Times New Roman"/>
             <w:noProof/>
             <w:webHidden/>
           </w:rPr>
@@ -5371,12 +5319,12 @@
           <w:tab w:val="right" w:leader="dot" w:pos="9350"/>
         </w:tabs>
         <w:rPr>
-          <w:rFonts w:eastAsia="Noto Sans JP" w:cs="Times New Roman"/>
+          <w:rFonts w:asciiTheme="minorHAnsi" w:eastAsia="Noto Sans JP" w:hAnsiTheme="minorHAnsi"/>
           <w:noProof/>
           <w:lang w:eastAsia="ja-JP"/>
         </w:rPr>
       </w:pPr>
-      <w:hyperlink w:anchor="_Toc232449135" w:history="1">
+      <w:hyperlink w:anchor="_Toc232451894" w:history="1">
         <w:r>
           <w:rPr>
             <w:rStyle w:val="Hyperlink"/>
@@ -5387,7 +5335,6 @@
         </w:r>
         <w:r>
           <w:rPr>
-            <w:rFonts w:cs="Times New Roman"/>
             <w:noProof/>
             <w:webHidden/>
           </w:rPr>
@@ -5395,7 +5342,6 @@
         </w:r>
         <w:r>
           <w:rPr>
-            <w:rFonts w:cs="Times New Roman"/>
             <w:noProof/>
             <w:webHidden/>
           </w:rPr>
@@ -5403,22 +5349,19 @@
         </w:r>
         <w:r>
           <w:rPr>
-            <w:rFonts w:cs="Times New Roman"/>
-            <w:noProof/>
-            <w:webHidden/>
-          </w:rPr>
-          <w:instrText xml:space="preserve"> PAGEREF _Toc232449135 \h </w:instrText>
-        </w:r>
-        <w:r>
-          <w:rPr>
-            <w:rFonts w:cs="Times New Roman"/>
-            <w:noProof/>
-            <w:webHidden/>
-          </w:rPr>
-        </w:r>
-        <w:r>
-          <w:rPr>
-            <w:rFonts w:cs="Times New Roman"/>
+            <w:noProof/>
+            <w:webHidden/>
+          </w:rPr>
+          <w:instrText xml:space="preserve"> PAGEREF _Toc232451894 \h </w:instrText>
+        </w:r>
+        <w:r>
+          <w:rPr>
+            <w:noProof/>
+            <w:webHidden/>
+          </w:rPr>
+        </w:r>
+        <w:r>
+          <w:rPr>
             <w:noProof/>
             <w:webHidden/>
           </w:rPr>
@@ -5426,7 +5369,6 @@
         </w:r>
         <w:r>
           <w:rPr>
-            <w:rFonts w:cs="Times New Roman"/>
             <w:noProof/>
             <w:webHidden/>
           </w:rPr>
@@ -5434,7 +5376,6 @@
         </w:r>
         <w:r>
           <w:rPr>
-            <w:rFonts w:cs="Times New Roman"/>
             <w:noProof/>
             <w:webHidden/>
           </w:rPr>
@@ -5449,12 +5390,12 @@
           <w:tab w:val="right" w:leader="dot" w:pos="9350"/>
         </w:tabs>
         <w:rPr>
-          <w:rFonts w:eastAsia="Noto Sans JP" w:cs="Times New Roman"/>
+          <w:rFonts w:asciiTheme="minorHAnsi" w:eastAsia="Noto Sans JP" w:hAnsiTheme="minorHAnsi"/>
           <w:noProof/>
           <w:lang w:eastAsia="ja-JP"/>
         </w:rPr>
       </w:pPr>
-      <w:hyperlink w:anchor="_Toc232449136" w:history="1">
+      <w:hyperlink w:anchor="_Toc232451895" w:history="1">
         <w:r>
           <w:rPr>
             <w:rStyle w:val="Hyperlink"/>
@@ -5465,7 +5406,6 @@
         </w:r>
         <w:r>
           <w:rPr>
-            <w:rFonts w:cs="Times New Roman"/>
             <w:noProof/>
             <w:webHidden/>
           </w:rPr>
@@ -5473,7 +5413,6 @@
         </w:r>
         <w:r>
           <w:rPr>
-            <w:rFonts w:cs="Times New Roman"/>
             <w:noProof/>
             <w:webHidden/>
           </w:rPr>
@@ -5481,22 +5420,19 @@
         </w:r>
         <w:r>
           <w:rPr>
-            <w:rFonts w:cs="Times New Roman"/>
-            <w:noProof/>
-            <w:webHidden/>
-          </w:rPr>
-          <w:instrText xml:space="preserve"> PAGEREF _Toc232449136 \h </w:instrText>
-        </w:r>
-        <w:r>
-          <w:rPr>
-            <w:rFonts w:cs="Times New Roman"/>
-            <w:noProof/>
-            <w:webHidden/>
-          </w:rPr>
-        </w:r>
-        <w:r>
-          <w:rPr>
-            <w:rFonts w:cs="Times New Roman"/>
+            <w:noProof/>
+            <w:webHidden/>
+          </w:rPr>
+          <w:instrText xml:space="preserve"> PAGEREF _Toc232451895 \h </w:instrText>
+        </w:r>
+        <w:r>
+          <w:rPr>
+            <w:noProof/>
+            <w:webHidden/>
+          </w:rPr>
+        </w:r>
+        <w:r>
+          <w:rPr>
             <w:noProof/>
             <w:webHidden/>
           </w:rPr>
@@ -5504,7 +5440,6 @@
         </w:r>
         <w:r>
           <w:rPr>
-            <w:rFonts w:cs="Times New Roman"/>
             <w:noProof/>
             <w:webHidden/>
           </w:rPr>
@@ -5512,7 +5447,6 @@
         </w:r>
         <w:r>
           <w:rPr>
-            <w:rFonts w:cs="Times New Roman"/>
             <w:noProof/>
             <w:webHidden/>
           </w:rPr>
@@ -5527,12 +5461,12 @@
           <w:tab w:val="right" w:leader="dot" w:pos="9350"/>
         </w:tabs>
         <w:rPr>
-          <w:rFonts w:eastAsia="Noto Sans JP" w:cs="Times New Roman"/>
+          <w:rFonts w:asciiTheme="minorHAnsi" w:eastAsia="Noto Sans JP" w:hAnsiTheme="minorHAnsi"/>
           <w:noProof/>
           <w:lang w:eastAsia="ja-JP"/>
         </w:rPr>
       </w:pPr>
-      <w:hyperlink w:anchor="_Toc232449137" w:history="1">
+      <w:hyperlink w:anchor="_Toc232451896" w:history="1">
         <w:r>
           <w:rPr>
             <w:rStyle w:val="Hyperlink"/>
@@ -5543,7 +5477,6 @@
         </w:r>
         <w:r>
           <w:rPr>
-            <w:rFonts w:cs="Times New Roman"/>
             <w:noProof/>
             <w:webHidden/>
           </w:rPr>
@@ -5551,7 +5484,6 @@
         </w:r>
         <w:r>
           <w:rPr>
-            <w:rFonts w:cs="Times New Roman"/>
             <w:noProof/>
             <w:webHidden/>
           </w:rPr>
@@ -5559,22 +5491,19 @@
         </w:r>
         <w:r>
           <w:rPr>
-            <w:rFonts w:cs="Times New Roman"/>
-            <w:noProof/>
-            <w:webHidden/>
-          </w:rPr>
-          <w:instrText xml:space="preserve"> PAGEREF _Toc232449137 \h </w:instrText>
-        </w:r>
-        <w:r>
-          <w:rPr>
-            <w:rFonts w:cs="Times New Roman"/>
-            <w:noProof/>
-            <w:webHidden/>
-          </w:rPr>
-        </w:r>
-        <w:r>
-          <w:rPr>
-            <w:rFonts w:cs="Times New Roman"/>
+            <w:noProof/>
+            <w:webHidden/>
+          </w:rPr>
+          <w:instrText xml:space="preserve"> PAGEREF _Toc232451896 \h </w:instrText>
+        </w:r>
+        <w:r>
+          <w:rPr>
+            <w:noProof/>
+            <w:webHidden/>
+          </w:rPr>
+        </w:r>
+        <w:r>
+          <w:rPr>
             <w:noProof/>
             <w:webHidden/>
           </w:rPr>
@@ -5582,7 +5511,6 @@
         </w:r>
         <w:r>
           <w:rPr>
-            <w:rFonts w:cs="Times New Roman"/>
             <w:noProof/>
             <w:webHidden/>
           </w:rPr>
@@ -5590,7 +5518,6 @@
         </w:r>
         <w:r>
           <w:rPr>
-            <w:rFonts w:cs="Times New Roman"/>
             <w:noProof/>
             <w:webHidden/>
           </w:rPr>
@@ -5605,12 +5532,12 @@
           <w:tab w:val="right" w:leader="dot" w:pos="9350"/>
         </w:tabs>
         <w:rPr>
-          <w:rFonts w:eastAsia="Noto Sans JP" w:cs="Times New Roman"/>
+          <w:rFonts w:asciiTheme="minorHAnsi" w:eastAsia="Noto Sans JP" w:hAnsiTheme="minorHAnsi"/>
           <w:noProof/>
           <w:lang w:eastAsia="ja-JP"/>
         </w:rPr>
       </w:pPr>
-      <w:hyperlink w:anchor="_Toc232449138" w:history="1">
+      <w:hyperlink w:anchor="_Toc232451897" w:history="1">
         <w:r>
           <w:rPr>
             <w:rStyle w:val="Hyperlink"/>
@@ -5621,7 +5548,6 @@
         </w:r>
         <w:r>
           <w:rPr>
-            <w:rFonts w:cs="Times New Roman"/>
             <w:noProof/>
             <w:webHidden/>
           </w:rPr>
@@ -5629,7 +5555,6 @@
         </w:r>
         <w:r>
           <w:rPr>
-            <w:rFonts w:cs="Times New Roman"/>
             <w:noProof/>
             <w:webHidden/>
           </w:rPr>
@@ -5637,22 +5562,19 @@
         </w:r>
         <w:r>
           <w:rPr>
-            <w:rFonts w:cs="Times New Roman"/>
-            <w:noProof/>
-            <w:webHidden/>
-          </w:rPr>
-          <w:instrText xml:space="preserve"> PAGEREF _Toc232449138 \h </w:instrText>
-        </w:r>
-        <w:r>
-          <w:rPr>
-            <w:rFonts w:cs="Times New Roman"/>
-            <w:noProof/>
-            <w:webHidden/>
-          </w:rPr>
-        </w:r>
-        <w:r>
-          <w:rPr>
-            <w:rFonts w:cs="Times New Roman"/>
+            <w:noProof/>
+            <w:webHidden/>
+          </w:rPr>
+          <w:instrText xml:space="preserve"> PAGEREF _Toc232451897 \h </w:instrText>
+        </w:r>
+        <w:r>
+          <w:rPr>
+            <w:noProof/>
+            <w:webHidden/>
+          </w:rPr>
+        </w:r>
+        <w:r>
+          <w:rPr>
             <w:noProof/>
             <w:webHidden/>
           </w:rPr>
@@ -5660,7 +5582,6 @@
         </w:r>
         <w:r>
           <w:rPr>
-            <w:rFonts w:cs="Times New Roman"/>
             <w:noProof/>
             <w:webHidden/>
           </w:rPr>
@@ -5668,7 +5589,6 @@
         </w:r>
         <w:r>
           <w:rPr>
-            <w:rFonts w:cs="Times New Roman"/>
             <w:noProof/>
             <w:webHidden/>
           </w:rPr>
@@ -5683,12 +5603,12 @@
           <w:tab w:val="right" w:leader="dot" w:pos="9350"/>
         </w:tabs>
         <w:rPr>
-          <w:rFonts w:eastAsia="Noto Sans JP" w:cs="Times New Roman"/>
+          <w:rFonts w:asciiTheme="minorHAnsi" w:eastAsia="Noto Sans JP" w:hAnsiTheme="minorHAnsi"/>
           <w:noProof/>
           <w:lang w:eastAsia="ja-JP"/>
         </w:rPr>
       </w:pPr>
-      <w:hyperlink w:anchor="_Toc232449139" w:history="1">
+      <w:hyperlink w:anchor="_Toc232451898" w:history="1">
         <w:r>
           <w:rPr>
             <w:rStyle w:val="Hyperlink"/>
@@ -5708,7 +5628,6 @@
         </w:r>
         <w:r>
           <w:rPr>
-            <w:rFonts w:cs="Times New Roman"/>
             <w:noProof/>
             <w:webHidden/>
           </w:rPr>
@@ -5716,7 +5635,6 @@
         </w:r>
         <w:r>
           <w:rPr>
-            <w:rFonts w:cs="Times New Roman"/>
             <w:noProof/>
             <w:webHidden/>
           </w:rPr>
@@ -5724,22 +5642,19 @@
         </w:r>
         <w:r>
           <w:rPr>
-            <w:rFonts w:cs="Times New Roman"/>
-            <w:noProof/>
-            <w:webHidden/>
-          </w:rPr>
-          <w:instrText xml:space="preserve"> PAGEREF _Toc232449139 \h </w:instrText>
-        </w:r>
-        <w:r>
-          <w:rPr>
-            <w:rFonts w:cs="Times New Roman"/>
-            <w:noProof/>
-            <w:webHidden/>
-          </w:rPr>
-        </w:r>
-        <w:r>
-          <w:rPr>
-            <w:rFonts w:cs="Times New Roman"/>
+            <w:noProof/>
+            <w:webHidden/>
+          </w:rPr>
+          <w:instrText xml:space="preserve"> PAGEREF _Toc232451898 \h </w:instrText>
+        </w:r>
+        <w:r>
+          <w:rPr>
+            <w:noProof/>
+            <w:webHidden/>
+          </w:rPr>
+        </w:r>
+        <w:r>
+          <w:rPr>
             <w:noProof/>
             <w:webHidden/>
           </w:rPr>
@@ -5747,7 +5662,6 @@
         </w:r>
         <w:r>
           <w:rPr>
-            <w:rFonts w:cs="Times New Roman"/>
             <w:noProof/>
             <w:webHidden/>
           </w:rPr>
@@ -5755,7 +5669,6 @@
         </w:r>
         <w:r>
           <w:rPr>
-            <w:rFonts w:cs="Times New Roman"/>
             <w:noProof/>
             <w:webHidden/>
           </w:rPr>
@@ -5770,12 +5683,12 @@
           <w:tab w:val="right" w:leader="dot" w:pos="9350"/>
         </w:tabs>
         <w:rPr>
-          <w:rFonts w:eastAsia="Noto Sans JP" w:cs="Times New Roman"/>
+          <w:rFonts w:asciiTheme="minorHAnsi" w:eastAsia="Noto Sans JP" w:hAnsiTheme="minorHAnsi"/>
           <w:noProof/>
           <w:lang w:eastAsia="ja-JP"/>
         </w:rPr>
       </w:pPr>
-      <w:hyperlink w:anchor="_Toc232449140" w:history="1">
+      <w:hyperlink w:anchor="_Toc232451899" w:history="1">
         <w:r>
           <w:rPr>
             <w:rStyle w:val="Hyperlink"/>
@@ -5795,7 +5708,6 @@
         </w:r>
         <w:r>
           <w:rPr>
-            <w:rFonts w:cs="Times New Roman"/>
             <w:noProof/>
             <w:webHidden/>
           </w:rPr>
@@ -5803,7 +5715,6 @@
         </w:r>
         <w:r>
           <w:rPr>
-            <w:rFonts w:cs="Times New Roman"/>
             <w:noProof/>
             <w:webHidden/>
           </w:rPr>
@@ -5811,22 +5722,19 @@
         </w:r>
         <w:r>
           <w:rPr>
-            <w:rFonts w:cs="Times New Roman"/>
-            <w:noProof/>
-            <w:webHidden/>
-          </w:rPr>
-          <w:instrText xml:space="preserve"> PAGEREF _Toc232449140 \h </w:instrText>
-        </w:r>
-        <w:r>
-          <w:rPr>
-            <w:rFonts w:cs="Times New Roman"/>
-            <w:noProof/>
-            <w:webHidden/>
-          </w:rPr>
-        </w:r>
-        <w:r>
-          <w:rPr>
-            <w:rFonts w:cs="Times New Roman"/>
+            <w:noProof/>
+            <w:webHidden/>
+          </w:rPr>
+          <w:instrText xml:space="preserve"> PAGEREF _Toc232451899 \h </w:instrText>
+        </w:r>
+        <w:r>
+          <w:rPr>
+            <w:noProof/>
+            <w:webHidden/>
+          </w:rPr>
+        </w:r>
+        <w:r>
+          <w:rPr>
             <w:noProof/>
             <w:webHidden/>
           </w:rPr>
@@ -5834,7 +5742,6 @@
         </w:r>
         <w:r>
           <w:rPr>
-            <w:rFonts w:cs="Times New Roman"/>
             <w:noProof/>
             <w:webHidden/>
           </w:rPr>
@@ -5842,7 +5749,6 @@
         </w:r>
         <w:r>
           <w:rPr>
-            <w:rFonts w:cs="Times New Roman"/>
             <w:noProof/>
             <w:webHidden/>
           </w:rPr>
@@ -5857,12 +5763,12 @@
           <w:tab w:val="right" w:leader="dot" w:pos="9350"/>
         </w:tabs>
         <w:rPr>
-          <w:rFonts w:eastAsia="Noto Sans JP" w:cs="Times New Roman"/>
+          <w:rFonts w:asciiTheme="minorHAnsi" w:eastAsia="Noto Sans JP" w:hAnsiTheme="minorHAnsi"/>
           <w:noProof/>
           <w:lang w:eastAsia="ja-JP"/>
         </w:rPr>
       </w:pPr>
-      <w:hyperlink w:anchor="_Toc232449141" w:history="1">
+      <w:hyperlink w:anchor="_Toc232451900" w:history="1">
         <w:r>
           <w:rPr>
             <w:rStyle w:val="Hyperlink"/>
@@ -5882,7 +5788,6 @@
         </w:r>
         <w:r>
           <w:rPr>
-            <w:rFonts w:cs="Times New Roman"/>
             <w:noProof/>
             <w:webHidden/>
           </w:rPr>
@@ -5890,7 +5795,6 @@
         </w:r>
         <w:r>
           <w:rPr>
-            <w:rFonts w:cs="Times New Roman"/>
             <w:noProof/>
             <w:webHidden/>
           </w:rPr>
@@ -5898,22 +5802,19 @@
         </w:r>
         <w:r>
           <w:rPr>
-            <w:rFonts w:cs="Times New Roman"/>
-            <w:noProof/>
-            <w:webHidden/>
-          </w:rPr>
-          <w:instrText xml:space="preserve"> PAGEREF _Toc232449141 \h </w:instrText>
-        </w:r>
-        <w:r>
-          <w:rPr>
-            <w:rFonts w:cs="Times New Roman"/>
-            <w:noProof/>
-            <w:webHidden/>
-          </w:rPr>
-        </w:r>
-        <w:r>
-          <w:rPr>
-            <w:rFonts w:cs="Times New Roman"/>
+            <w:noProof/>
+            <w:webHidden/>
+          </w:rPr>
+          <w:instrText xml:space="preserve"> PAGEREF _Toc232451900 \h </w:instrText>
+        </w:r>
+        <w:r>
+          <w:rPr>
+            <w:noProof/>
+            <w:webHidden/>
+          </w:rPr>
+        </w:r>
+        <w:r>
+          <w:rPr>
             <w:noProof/>
             <w:webHidden/>
           </w:rPr>
@@ -5921,7 +5822,6 @@
         </w:r>
         <w:r>
           <w:rPr>
-            <w:rFonts w:cs="Times New Roman"/>
             <w:noProof/>
             <w:webHidden/>
           </w:rPr>
@@ -5929,7 +5829,6 @@
         </w:r>
         <w:r>
           <w:rPr>
-            <w:rFonts w:cs="Times New Roman"/>
             <w:noProof/>
             <w:webHidden/>
           </w:rPr>
@@ -5944,12 +5843,12 @@
           <w:tab w:val="right" w:leader="dot" w:pos="9350"/>
         </w:tabs>
         <w:rPr>
-          <w:rFonts w:eastAsia="Noto Sans JP" w:cs="Times New Roman"/>
+          <w:rFonts w:asciiTheme="minorHAnsi" w:eastAsia="Noto Sans JP" w:hAnsiTheme="minorHAnsi"/>
           <w:noProof/>
           <w:lang w:eastAsia="ja-JP"/>
         </w:rPr>
       </w:pPr>
-      <w:hyperlink w:anchor="_Toc232449142" w:history="1">
+      <w:hyperlink w:anchor="_Toc232451901" w:history="1">
         <w:r>
           <w:rPr>
             <w:rStyle w:val="Hyperlink"/>
@@ -5969,7 +5868,6 @@
         </w:r>
         <w:r>
           <w:rPr>
-            <w:rFonts w:cs="Times New Roman"/>
             <w:noProof/>
             <w:webHidden/>
           </w:rPr>
@@ -5977,7 +5875,6 @@
         </w:r>
         <w:r>
           <w:rPr>
-            <w:rFonts w:cs="Times New Roman"/>
             <w:noProof/>
             <w:webHidden/>
           </w:rPr>
@@ -5985,22 +5882,19 @@
         </w:r>
         <w:r>
           <w:rPr>
-            <w:rFonts w:cs="Times New Roman"/>
-            <w:noProof/>
-            <w:webHidden/>
-          </w:rPr>
-          <w:instrText xml:space="preserve"> PAGEREF _Toc232449142 \h </w:instrText>
-        </w:r>
-        <w:r>
-          <w:rPr>
-            <w:rFonts w:cs="Times New Roman"/>
-            <w:noProof/>
-            <w:webHidden/>
-          </w:rPr>
-        </w:r>
-        <w:r>
-          <w:rPr>
-            <w:rFonts w:cs="Times New Roman"/>
+            <w:noProof/>
+            <w:webHidden/>
+          </w:rPr>
+          <w:instrText xml:space="preserve"> PAGEREF _Toc232451901 \h </w:instrText>
+        </w:r>
+        <w:r>
+          <w:rPr>
+            <w:noProof/>
+            <w:webHidden/>
+          </w:rPr>
+        </w:r>
+        <w:r>
+          <w:rPr>
             <w:noProof/>
             <w:webHidden/>
           </w:rPr>
@@ -6008,7 +5902,6 @@
         </w:r>
         <w:r>
           <w:rPr>
-            <w:rFonts w:cs="Times New Roman"/>
             <w:noProof/>
             <w:webHidden/>
           </w:rPr>
@@ -6016,7 +5909,6 @@
         </w:r>
         <w:r>
           <w:rPr>
-            <w:rFonts w:cs="Times New Roman"/>
             <w:noProof/>
             <w:webHidden/>
           </w:rPr>
@@ -6031,12 +5923,12 @@
           <w:tab w:val="right" w:leader="dot" w:pos="9350"/>
         </w:tabs>
         <w:rPr>
-          <w:rFonts w:eastAsia="Noto Sans JP" w:cs="Times New Roman"/>
+          <w:rFonts w:asciiTheme="minorHAnsi" w:eastAsia="Noto Sans JP" w:hAnsiTheme="minorHAnsi"/>
           <w:noProof/>
           <w:lang w:eastAsia="ja-JP"/>
         </w:rPr>
       </w:pPr>
-      <w:hyperlink w:anchor="_Toc232449143" w:history="1">
+      <w:hyperlink w:anchor="_Toc232451902" w:history="1">
         <w:r>
           <w:rPr>
             <w:rStyle w:val="Hyperlink"/>
@@ -6056,7 +5948,6 @@
         </w:r>
         <w:r>
           <w:rPr>
-            <w:rFonts w:cs="Times New Roman"/>
             <w:noProof/>
             <w:webHidden/>
           </w:rPr>
@@ -6064,7 +5955,6 @@
         </w:r>
         <w:r>
           <w:rPr>
-            <w:rFonts w:cs="Times New Roman"/>
             <w:noProof/>
             <w:webHidden/>
           </w:rPr>
@@ -6072,22 +5962,19 @@
         </w:r>
         <w:r>
           <w:rPr>
-            <w:rFonts w:cs="Times New Roman"/>
-            <w:noProof/>
-            <w:webHidden/>
-          </w:rPr>
-          <w:instrText xml:space="preserve"> PAGEREF _Toc232449143 \h </w:instrText>
-        </w:r>
-        <w:r>
-          <w:rPr>
-            <w:rFonts w:cs="Times New Roman"/>
-            <w:noProof/>
-            <w:webHidden/>
-          </w:rPr>
-        </w:r>
-        <w:r>
-          <w:rPr>
-            <w:rFonts w:cs="Times New Roman"/>
+            <w:noProof/>
+            <w:webHidden/>
+          </w:rPr>
+          <w:instrText xml:space="preserve"> PAGEREF _Toc232451902 \h </w:instrText>
+        </w:r>
+        <w:r>
+          <w:rPr>
+            <w:noProof/>
+            <w:webHidden/>
+          </w:rPr>
+        </w:r>
+        <w:r>
+          <w:rPr>
             <w:noProof/>
             <w:webHidden/>
           </w:rPr>
@@ -6095,7 +5982,6 @@
         </w:r>
         <w:r>
           <w:rPr>
-            <w:rFonts w:cs="Times New Roman"/>
             <w:noProof/>
             <w:webHidden/>
           </w:rPr>
@@ -6103,7 +5989,6 @@
         </w:r>
         <w:r>
           <w:rPr>
-            <w:rFonts w:cs="Times New Roman"/>
             <w:noProof/>
             <w:webHidden/>
           </w:rPr>
@@ -6118,12 +6003,12 @@
           <w:tab w:val="right" w:leader="dot" w:pos="9350"/>
         </w:tabs>
         <w:rPr>
-          <w:rFonts w:eastAsia="Noto Sans JP" w:cs="Times New Roman"/>
+          <w:rFonts w:asciiTheme="minorHAnsi" w:eastAsia="Noto Sans JP" w:hAnsiTheme="minorHAnsi"/>
           <w:noProof/>
           <w:lang w:eastAsia="ja-JP"/>
         </w:rPr>
       </w:pPr>
-      <w:hyperlink w:anchor="_Toc232449144" w:history="1">
+      <w:hyperlink w:anchor="_Toc232451903" w:history="1">
         <w:r>
           <w:rPr>
             <w:rStyle w:val="Hyperlink"/>
@@ -6143,7 +6028,6 @@
         </w:r>
         <w:r>
           <w:rPr>
-            <w:rFonts w:cs="Times New Roman"/>
             <w:noProof/>
             <w:webHidden/>
           </w:rPr>
@@ -6151,7 +6035,6 @@
         </w:r>
         <w:r>
           <w:rPr>
-            <w:rFonts w:cs="Times New Roman"/>
             <w:noProof/>
             <w:webHidden/>
           </w:rPr>
@@ -6159,22 +6042,19 @@
         </w:r>
         <w:r>
           <w:rPr>
-            <w:rFonts w:cs="Times New Roman"/>
-            <w:noProof/>
-            <w:webHidden/>
-          </w:rPr>
-          <w:instrText xml:space="preserve"> PAGEREF _Toc232449144 \h </w:instrText>
-        </w:r>
-        <w:r>
-          <w:rPr>
-            <w:rFonts w:cs="Times New Roman"/>
-            <w:noProof/>
-            <w:webHidden/>
-          </w:rPr>
-        </w:r>
-        <w:r>
-          <w:rPr>
-            <w:rFonts w:cs="Times New Roman"/>
+            <w:noProof/>
+            <w:webHidden/>
+          </w:rPr>
+          <w:instrText xml:space="preserve"> PAGEREF _Toc232451903 \h </w:instrText>
+        </w:r>
+        <w:r>
+          <w:rPr>
+            <w:noProof/>
+            <w:webHidden/>
+          </w:rPr>
+        </w:r>
+        <w:r>
+          <w:rPr>
             <w:noProof/>
             <w:webHidden/>
           </w:rPr>
@@ -6182,7 +6062,6 @@
         </w:r>
         <w:r>
           <w:rPr>
-            <w:rFonts w:cs="Times New Roman"/>
             <w:noProof/>
             <w:webHidden/>
           </w:rPr>
@@ -6190,7 +6069,6 @@
         </w:r>
         <w:r>
           <w:rPr>
-            <w:rFonts w:cs="Times New Roman"/>
             <w:noProof/>
             <w:webHidden/>
           </w:rPr>
@@ -6205,12 +6083,12 @@
           <w:tab w:val="right" w:leader="dot" w:pos="9350"/>
         </w:tabs>
         <w:rPr>
-          <w:rFonts w:eastAsia="Noto Sans JP" w:cs="Times New Roman"/>
+          <w:rFonts w:asciiTheme="minorHAnsi" w:eastAsia="Noto Sans JP" w:hAnsiTheme="minorHAnsi"/>
           <w:noProof/>
           <w:lang w:eastAsia="ja-JP"/>
         </w:rPr>
       </w:pPr>
-      <w:hyperlink w:anchor="_Toc232449145" w:history="1">
+      <w:hyperlink w:anchor="_Toc232451904" w:history="1">
         <w:r>
           <w:rPr>
             <w:rStyle w:val="Hyperlink"/>
@@ -6230,7 +6108,6 @@
         </w:r>
         <w:r>
           <w:rPr>
-            <w:rFonts w:cs="Times New Roman"/>
             <w:noProof/>
             <w:webHidden/>
           </w:rPr>
@@ -6238,7 +6115,6 @@
         </w:r>
         <w:r>
           <w:rPr>
-            <w:rFonts w:cs="Times New Roman"/>
             <w:noProof/>
             <w:webHidden/>
           </w:rPr>
@@ -6246,22 +6122,19 @@
         </w:r>
         <w:r>
           <w:rPr>
-            <w:rFonts w:cs="Times New Roman"/>
-            <w:noProof/>
-            <w:webHidden/>
-          </w:rPr>
-          <w:instrText xml:space="preserve"> PAGEREF _Toc232449145 \h </w:instrText>
-        </w:r>
-        <w:r>
-          <w:rPr>
-            <w:rFonts w:cs="Times New Roman"/>
-            <w:noProof/>
-            <w:webHidden/>
-          </w:rPr>
-        </w:r>
-        <w:r>
-          <w:rPr>
-            <w:rFonts w:cs="Times New Roman"/>
+            <w:noProof/>
+            <w:webHidden/>
+          </w:rPr>
+          <w:instrText xml:space="preserve"> PAGEREF _Toc232451904 \h </w:instrText>
+        </w:r>
+        <w:r>
+          <w:rPr>
+            <w:noProof/>
+            <w:webHidden/>
+          </w:rPr>
+        </w:r>
+        <w:r>
+          <w:rPr>
             <w:noProof/>
             <w:webHidden/>
           </w:rPr>
@@ -6269,7 +6142,6 @@
         </w:r>
         <w:r>
           <w:rPr>
-            <w:rFonts w:cs="Times New Roman"/>
             <w:noProof/>
             <w:webHidden/>
           </w:rPr>
@@ -6277,7 +6149,6 @@
         </w:r>
         <w:r>
           <w:rPr>
-            <w:rFonts w:cs="Times New Roman"/>
             <w:noProof/>
             <w:webHidden/>
           </w:rPr>
@@ -6292,12 +6163,12 @@
           <w:tab w:val="right" w:leader="dot" w:pos="9350"/>
         </w:tabs>
         <w:rPr>
-          <w:rFonts w:eastAsia="Noto Sans JP" w:cs="Times New Roman"/>
+          <w:rFonts w:asciiTheme="minorHAnsi" w:eastAsia="Noto Sans JP" w:hAnsiTheme="minorHAnsi"/>
           <w:noProof/>
           <w:lang w:eastAsia="ja-JP"/>
         </w:rPr>
       </w:pPr>
-      <w:hyperlink w:anchor="_Toc232449146" w:history="1">
+      <w:hyperlink w:anchor="_Toc232451905" w:history="1">
         <w:r>
           <w:rPr>
             <w:rStyle w:val="Hyperlink"/>
@@ -6317,7 +6188,6 @@
         </w:r>
         <w:r>
           <w:rPr>
-            <w:rFonts w:cs="Times New Roman"/>
             <w:noProof/>
             <w:webHidden/>
           </w:rPr>
@@ -6325,7 +6195,6 @@
         </w:r>
         <w:r>
           <w:rPr>
-            <w:rFonts w:cs="Times New Roman"/>
             <w:noProof/>
             <w:webHidden/>
           </w:rPr>
@@ -6333,22 +6202,19 @@
         </w:r>
         <w:r>
           <w:rPr>
-            <w:rFonts w:cs="Times New Roman"/>
-            <w:noProof/>
-            <w:webHidden/>
-          </w:rPr>
-          <w:instrText xml:space="preserve"> PAGEREF _Toc232449146 \h </w:instrText>
-        </w:r>
-        <w:r>
-          <w:rPr>
-            <w:rFonts w:cs="Times New Roman"/>
-            <w:noProof/>
-            <w:webHidden/>
-          </w:rPr>
-        </w:r>
-        <w:r>
-          <w:rPr>
-            <w:rFonts w:cs="Times New Roman"/>
+            <w:noProof/>
+            <w:webHidden/>
+          </w:rPr>
+          <w:instrText xml:space="preserve"> PAGEREF _Toc232451905 \h </w:instrText>
+        </w:r>
+        <w:r>
+          <w:rPr>
+            <w:noProof/>
+            <w:webHidden/>
+          </w:rPr>
+        </w:r>
+        <w:r>
+          <w:rPr>
             <w:noProof/>
             <w:webHidden/>
           </w:rPr>
@@ -6356,7 +6222,6 @@
         </w:r>
         <w:r>
           <w:rPr>
-            <w:rFonts w:cs="Times New Roman"/>
             <w:noProof/>
             <w:webHidden/>
           </w:rPr>
@@ -6364,7 +6229,6 @@
         </w:r>
         <w:r>
           <w:rPr>
-            <w:rFonts w:cs="Times New Roman"/>
             <w:noProof/>
             <w:webHidden/>
           </w:rPr>
@@ -6379,12 +6243,12 @@
           <w:tab w:val="right" w:leader="dot" w:pos="9350"/>
         </w:tabs>
         <w:rPr>
-          <w:rFonts w:eastAsia="Noto Sans JP" w:cs="Times New Roman"/>
+          <w:rFonts w:asciiTheme="minorHAnsi" w:eastAsia="Noto Sans JP" w:hAnsiTheme="minorHAnsi"/>
           <w:noProof/>
           <w:lang w:eastAsia="ja-JP"/>
         </w:rPr>
       </w:pPr>
-      <w:hyperlink w:anchor="_Toc232449147" w:history="1">
+      <w:hyperlink w:anchor="_Toc232451906" w:history="1">
         <w:r>
           <w:rPr>
             <w:rStyle w:val="Hyperlink"/>
@@ -6404,7 +6268,6 @@
         </w:r>
         <w:r>
           <w:rPr>
-            <w:rFonts w:cs="Times New Roman"/>
             <w:noProof/>
             <w:webHidden/>
           </w:rPr>
@@ -6412,7 +6275,6 @@
         </w:r>
         <w:r>
           <w:rPr>
-            <w:rFonts w:cs="Times New Roman"/>
             <w:noProof/>
             <w:webHidden/>
           </w:rPr>
@@ -6420,22 +6282,19 @@
         </w:r>
         <w:r>
           <w:rPr>
-            <w:rFonts w:cs="Times New Roman"/>
-            <w:noProof/>
-            <w:webHidden/>
-          </w:rPr>
-          <w:instrText xml:space="preserve"> PAGEREF _Toc232449147 \h </w:instrText>
-        </w:r>
-        <w:r>
-          <w:rPr>
-            <w:rFonts w:cs="Times New Roman"/>
-            <w:noProof/>
-            <w:webHidden/>
-          </w:rPr>
-        </w:r>
-        <w:r>
-          <w:rPr>
-            <w:rFonts w:cs="Times New Roman"/>
+            <w:noProof/>
+            <w:webHidden/>
+          </w:rPr>
+          <w:instrText xml:space="preserve"> PAGEREF _Toc232451906 \h </w:instrText>
+        </w:r>
+        <w:r>
+          <w:rPr>
+            <w:noProof/>
+            <w:webHidden/>
+          </w:rPr>
+        </w:r>
+        <w:r>
+          <w:rPr>
             <w:noProof/>
             <w:webHidden/>
           </w:rPr>
@@ -6443,7 +6302,6 @@
         </w:r>
         <w:r>
           <w:rPr>
-            <w:rFonts w:cs="Times New Roman"/>
             <w:noProof/>
             <w:webHidden/>
           </w:rPr>
@@ -6451,7 +6309,6 @@
         </w:r>
         <w:r>
           <w:rPr>
-            <w:rFonts w:cs="Times New Roman"/>
             <w:noProof/>
             <w:webHidden/>
           </w:rPr>
@@ -6466,12 +6323,12 @@
           <w:tab w:val="right" w:leader="dot" w:pos="9350"/>
         </w:tabs>
         <w:rPr>
-          <w:rFonts w:eastAsia="Noto Sans JP" w:cs="Times New Roman"/>
+          <w:rFonts w:asciiTheme="minorHAnsi" w:eastAsia="Noto Sans JP" w:hAnsiTheme="minorHAnsi"/>
           <w:noProof/>
           <w:lang w:eastAsia="ja-JP"/>
         </w:rPr>
       </w:pPr>
-      <w:hyperlink w:anchor="_Toc232449148" w:history="1">
+      <w:hyperlink w:anchor="_Toc232451907" w:history="1">
         <w:r>
           <w:rPr>
             <w:rStyle w:val="Hyperlink"/>
@@ -6491,7 +6348,6 @@
         </w:r>
         <w:r>
           <w:rPr>
-            <w:rFonts w:cs="Times New Roman"/>
             <w:noProof/>
             <w:webHidden/>
           </w:rPr>
@@ -6499,7 +6355,6 @@
         </w:r>
         <w:r>
           <w:rPr>
-            <w:rFonts w:cs="Times New Roman"/>
             <w:noProof/>
             <w:webHidden/>
           </w:rPr>
@@ -6507,22 +6362,19 @@
         </w:r>
         <w:r>
           <w:rPr>
-            <w:rFonts w:cs="Times New Roman"/>
-            <w:noProof/>
-            <w:webHidden/>
-          </w:rPr>
-          <w:instrText xml:space="preserve"> PAGEREF _Toc232449148 \h </w:instrText>
-        </w:r>
-        <w:r>
-          <w:rPr>
-            <w:rFonts w:cs="Times New Roman"/>
-            <w:noProof/>
-            <w:webHidden/>
-          </w:rPr>
-        </w:r>
-        <w:r>
-          <w:rPr>
-            <w:rFonts w:cs="Times New Roman"/>
+            <w:noProof/>
+            <w:webHidden/>
+          </w:rPr>
+          <w:instrText xml:space="preserve"> PAGEREF _Toc232451907 \h </w:instrText>
+        </w:r>
+        <w:r>
+          <w:rPr>
+            <w:noProof/>
+            <w:webHidden/>
+          </w:rPr>
+        </w:r>
+        <w:r>
+          <w:rPr>
             <w:noProof/>
             <w:webHidden/>
           </w:rPr>
@@ -6530,7 +6382,6 @@
         </w:r>
         <w:r>
           <w:rPr>
-            <w:rFonts w:cs="Times New Roman"/>
             <w:noProof/>
             <w:webHidden/>
           </w:rPr>
@@ -6538,7 +6389,6 @@
         </w:r>
         <w:r>
           <w:rPr>
-            <w:rFonts w:cs="Times New Roman"/>
             <w:noProof/>
             <w:webHidden/>
           </w:rPr>
@@ -6553,12 +6403,12 @@
           <w:tab w:val="right" w:leader="dot" w:pos="9350"/>
         </w:tabs>
         <w:rPr>
-          <w:rFonts w:eastAsia="Noto Sans JP" w:cs="Times New Roman"/>
+          <w:rFonts w:asciiTheme="minorHAnsi" w:eastAsia="Noto Sans JP" w:hAnsiTheme="minorHAnsi"/>
           <w:noProof/>
           <w:lang w:eastAsia="ja-JP"/>
         </w:rPr>
       </w:pPr>
-      <w:hyperlink w:anchor="_Toc232449149" w:history="1">
+      <w:hyperlink w:anchor="_Toc232451908" w:history="1">
         <w:r>
           <w:rPr>
             <w:rStyle w:val="Hyperlink"/>
@@ -6578,7 +6428,6 @@
         </w:r>
         <w:r>
           <w:rPr>
-            <w:rFonts w:cs="Times New Roman"/>
             <w:noProof/>
             <w:webHidden/>
           </w:rPr>
@@ -6586,7 +6435,6 @@
         </w:r>
         <w:r>
           <w:rPr>
-            <w:rFonts w:cs="Times New Roman"/>
             <w:noProof/>
             <w:webHidden/>
           </w:rPr>
@@ -6594,22 +6442,19 @@
         </w:r>
         <w:r>
           <w:rPr>
-            <w:rFonts w:cs="Times New Roman"/>
-            <w:noProof/>
-            <w:webHidden/>
-          </w:rPr>
-          <w:instrText xml:space="preserve"> PAGEREF _Toc232449149 \h </w:instrText>
-        </w:r>
-        <w:r>
-          <w:rPr>
-            <w:rFonts w:cs="Times New Roman"/>
-            <w:noProof/>
-            <w:webHidden/>
-          </w:rPr>
-        </w:r>
-        <w:r>
-          <w:rPr>
-            <w:rFonts w:cs="Times New Roman"/>
+            <w:noProof/>
+            <w:webHidden/>
+          </w:rPr>
+          <w:instrText xml:space="preserve"> PAGEREF _Toc232451908 \h </w:instrText>
+        </w:r>
+        <w:r>
+          <w:rPr>
+            <w:noProof/>
+            <w:webHidden/>
+          </w:rPr>
+        </w:r>
+        <w:r>
+          <w:rPr>
             <w:noProof/>
             <w:webHidden/>
           </w:rPr>
@@ -6617,7 +6462,6 @@
         </w:r>
         <w:r>
           <w:rPr>
-            <w:rFonts w:cs="Times New Roman"/>
             <w:noProof/>
             <w:webHidden/>
           </w:rPr>
@@ -6625,7 +6469,6 @@
         </w:r>
         <w:r>
           <w:rPr>
-            <w:rFonts w:cs="Times New Roman"/>
             <w:noProof/>
             <w:webHidden/>
           </w:rPr>
@@ -7613,7 +7456,7 @@
     </w:p>
     <w:p>
       <w:pPr>
-        <w:spacing w:after="80"/>
+        <w:spacing w:after="0" w:line="240" w:lineRule="auto"/>
         <w:rPr>
           <w:rFonts w:cs="Times New Roman"/>
         </w:rPr>
@@ -7657,12 +7500,6 @@
           <w:docGrid w:linePitch="360"/>
         </w:sectPr>
       </w:pPr>
-      <w:r>
-        <w:rPr>
-          <w:rFonts w:cs="Times New Roman"/>
-        </w:rPr>
-        <w:br/>
-      </w:r>
     </w:p>
     <w:p>
       <w:pPr>
@@ -8867,6 +8704,7 @@
           <w:iCs/>
         </w:rPr>
       </w:pPr>
+      <w:bookmarkStart w:id="9" w:name="_Toc232451886"/>
       <w:r>
         <w:rPr>
           <w:i/>
@@ -8917,6 +8755,7 @@
         </w:rPr>
         <w:t>: Context Diagram for the system</w:t>
       </w:r>
+      <w:bookmarkEnd w:id="9"/>
     </w:p>
     <w:p>
       <w:pPr>
@@ -8942,8 +8781,8 @@
           <w:rFonts w:cs="Times New Roman"/>
         </w:rPr>
       </w:pPr>
-      <w:bookmarkStart w:id="9" w:name="_Toc232436503"/>
-      <w:bookmarkStart w:id="10" w:name="_Toc232436702"/>
+      <w:bookmarkStart w:id="10" w:name="_Toc232436503"/>
+      <w:bookmarkStart w:id="11" w:name="_Toc232436702"/>
       <w:r>
         <w:rPr>
           <w:rFonts w:cs="Times New Roman"/>
@@ -8951,8 +8790,8 @@
         <w:lastRenderedPageBreak/>
         <w:t>2. User Requirements</w:t>
       </w:r>
-      <w:bookmarkEnd w:id="9"/>
       <w:bookmarkEnd w:id="10"/>
+      <w:bookmarkEnd w:id="11"/>
     </w:p>
     <w:p>
       <w:pPr>
@@ -8961,16 +8800,16 @@
           <w:rFonts w:cs="Times New Roman"/>
         </w:rPr>
       </w:pPr>
-      <w:bookmarkStart w:id="11" w:name="_Toc232436504"/>
-      <w:bookmarkStart w:id="12" w:name="_Toc232436703"/>
+      <w:bookmarkStart w:id="12" w:name="_Toc232436504"/>
+      <w:bookmarkStart w:id="13" w:name="_Toc232436703"/>
       <w:r>
         <w:rPr>
           <w:rFonts w:cs="Times New Roman"/>
         </w:rPr>
         <w:t>2.1 Actors</w:t>
       </w:r>
-      <w:bookmarkEnd w:id="11"/>
       <w:bookmarkEnd w:id="12"/>
+      <w:bookmarkEnd w:id="13"/>
     </w:p>
     <w:tbl>
       <w:tblPr>
@@ -9647,7 +9486,7 @@
           <w:iCs/>
         </w:rPr>
       </w:pPr>
-      <w:bookmarkStart w:id="13" w:name="_Toc232449187"/>
+      <w:bookmarkStart w:id="14" w:name="_Toc232449187"/>
       <w:r>
         <w:rPr>
           <w:rFonts w:cs="Times New Roman"/>
@@ -9706,7 +9545,7 @@
         </w:rPr>
         <w:t xml:space="preserve"> - Actors Description</w:t>
       </w:r>
-      <w:bookmarkEnd w:id="13"/>
+      <w:bookmarkEnd w:id="14"/>
     </w:p>
     <w:p>
       <w:pPr>
@@ -9715,16 +9554,16 @@
           <w:rFonts w:cs="Times New Roman"/>
         </w:rPr>
       </w:pPr>
-      <w:bookmarkStart w:id="14" w:name="_Toc232436505"/>
-      <w:bookmarkStart w:id="15" w:name="_Toc232436704"/>
+      <w:bookmarkStart w:id="15" w:name="_Toc232436505"/>
+      <w:bookmarkStart w:id="16" w:name="_Toc232436704"/>
       <w:r>
         <w:rPr>
           <w:rFonts w:cs="Times New Roman"/>
         </w:rPr>
         <w:t>2.2 Use Cases</w:t>
       </w:r>
-      <w:bookmarkEnd w:id="14"/>
       <w:bookmarkEnd w:id="15"/>
+      <w:bookmarkEnd w:id="16"/>
     </w:p>
     <w:p>
       <w:pPr>
@@ -9733,16 +9572,16 @@
           <w:rFonts w:cs="Times New Roman"/>
         </w:rPr>
       </w:pPr>
-      <w:bookmarkStart w:id="16" w:name="_Toc232436506"/>
-      <w:bookmarkStart w:id="17" w:name="_Toc232436705"/>
+      <w:bookmarkStart w:id="17" w:name="_Toc232436506"/>
+      <w:bookmarkStart w:id="18" w:name="_Toc232436705"/>
       <w:r>
         <w:rPr>
           <w:rFonts w:cs="Times New Roman"/>
         </w:rPr>
         <w:t>2.2.1 Diagram(s)</w:t>
       </w:r>
-      <w:bookmarkEnd w:id="16"/>
       <w:bookmarkEnd w:id="17"/>
+      <w:bookmarkEnd w:id="18"/>
     </w:p>
     <w:p>
       <w:pPr>
@@ -9812,10 +9651,11 @@
           <w:iCs/>
         </w:rPr>
       </w:pPr>
-      <w:bookmarkStart w:id="18" w:name="_Toc232436886"/>
-      <w:bookmarkStart w:id="19" w:name="_Toc232436933"/>
-      <w:bookmarkStart w:id="20" w:name="_Toc232440315"/>
-      <w:bookmarkStart w:id="21" w:name="_Toc232449128"/>
+      <w:bookmarkStart w:id="19" w:name="_Toc232436886"/>
+      <w:bookmarkStart w:id="20" w:name="_Toc232436933"/>
+      <w:bookmarkStart w:id="21" w:name="_Toc232440315"/>
+      <w:bookmarkStart w:id="22" w:name="_Toc232449128"/>
+      <w:bookmarkStart w:id="23" w:name="_Toc232451887"/>
       <w:r>
         <w:rPr>
           <w:rFonts w:cs="Times New Roman"/>
@@ -9873,10 +9713,11 @@
         </w:rPr>
         <w:t>: Use Case Diagram for Authentication</w:t>
       </w:r>
-      <w:bookmarkEnd w:id="18"/>
       <w:bookmarkEnd w:id="19"/>
       <w:bookmarkEnd w:id="20"/>
       <w:bookmarkEnd w:id="21"/>
+      <w:bookmarkEnd w:id="22"/>
+      <w:bookmarkEnd w:id="23"/>
     </w:p>
     <w:p>
       <w:pPr>
@@ -9961,10 +9802,11 @@
           <w:iCs/>
         </w:rPr>
       </w:pPr>
-      <w:bookmarkStart w:id="22" w:name="_Toc232436887"/>
-      <w:bookmarkStart w:id="23" w:name="_Toc232436934"/>
-      <w:bookmarkStart w:id="24" w:name="_Toc232440316"/>
-      <w:bookmarkStart w:id="25" w:name="_Toc232449129"/>
+      <w:bookmarkStart w:id="24" w:name="_Toc232436887"/>
+      <w:bookmarkStart w:id="25" w:name="_Toc232436934"/>
+      <w:bookmarkStart w:id="26" w:name="_Toc232440316"/>
+      <w:bookmarkStart w:id="27" w:name="_Toc232449129"/>
+      <w:bookmarkStart w:id="28" w:name="_Toc232451888"/>
       <w:r>
         <w:rPr>
           <w:rFonts w:cs="Times New Roman"/>
@@ -10022,10 +9864,11 @@
         </w:rPr>
         <w:t>: Use Case Diagram for Project Workspace</w:t>
       </w:r>
-      <w:bookmarkEnd w:id="22"/>
-      <w:bookmarkEnd w:id="23"/>
       <w:bookmarkEnd w:id="24"/>
       <w:bookmarkEnd w:id="25"/>
+      <w:bookmarkEnd w:id="26"/>
+      <w:bookmarkEnd w:id="27"/>
+      <w:bookmarkEnd w:id="28"/>
     </w:p>
     <w:p>
       <w:pPr>
@@ -10095,10 +9938,11 @@
           <w:iCs/>
         </w:rPr>
       </w:pPr>
-      <w:bookmarkStart w:id="26" w:name="_Toc232436888"/>
-      <w:bookmarkStart w:id="27" w:name="_Toc232436935"/>
-      <w:bookmarkStart w:id="28" w:name="_Toc232440317"/>
-      <w:bookmarkStart w:id="29" w:name="_Toc232449130"/>
+      <w:bookmarkStart w:id="29" w:name="_Toc232436888"/>
+      <w:bookmarkStart w:id="30" w:name="_Toc232436935"/>
+      <w:bookmarkStart w:id="31" w:name="_Toc232440317"/>
+      <w:bookmarkStart w:id="32" w:name="_Toc232449130"/>
+      <w:bookmarkStart w:id="33" w:name="_Toc232451889"/>
       <w:r>
         <w:rPr>
           <w:rFonts w:cs="Times New Roman"/>
@@ -10156,10 +10000,11 @@
         </w:rPr>
         <w:t>: Use Case Diagram for Requirement and Use Case Management</w:t>
       </w:r>
-      <w:bookmarkEnd w:id="26"/>
-      <w:bookmarkEnd w:id="27"/>
-      <w:bookmarkEnd w:id="28"/>
       <w:bookmarkEnd w:id="29"/>
+      <w:bookmarkEnd w:id="30"/>
+      <w:bookmarkEnd w:id="31"/>
+      <w:bookmarkEnd w:id="32"/>
+      <w:bookmarkEnd w:id="33"/>
     </w:p>
     <w:p>
       <w:pPr>
@@ -10258,10 +10103,11 @@
           <w:iCs/>
         </w:rPr>
       </w:pPr>
-      <w:bookmarkStart w:id="30" w:name="_Toc232436889"/>
-      <w:bookmarkStart w:id="31" w:name="_Toc232436936"/>
-      <w:bookmarkStart w:id="32" w:name="_Toc232440318"/>
-      <w:bookmarkStart w:id="33" w:name="_Toc232449131"/>
+      <w:bookmarkStart w:id="34" w:name="_Toc232436889"/>
+      <w:bookmarkStart w:id="35" w:name="_Toc232436936"/>
+      <w:bookmarkStart w:id="36" w:name="_Toc232440318"/>
+      <w:bookmarkStart w:id="37" w:name="_Toc232449131"/>
+      <w:bookmarkStart w:id="38" w:name="_Toc232451890"/>
       <w:r>
         <w:rPr>
           <w:rFonts w:cs="Times New Roman"/>
@@ -10319,10 +10165,11 @@
         </w:rPr>
         <w:t>: Use case diagram for Requirement Traceability</w:t>
       </w:r>
-      <w:bookmarkEnd w:id="30"/>
-      <w:bookmarkEnd w:id="31"/>
-      <w:bookmarkEnd w:id="32"/>
-      <w:bookmarkEnd w:id="33"/>
+      <w:bookmarkEnd w:id="34"/>
+      <w:bookmarkEnd w:id="35"/>
+      <w:bookmarkEnd w:id="36"/>
+      <w:bookmarkEnd w:id="37"/>
+      <w:bookmarkEnd w:id="38"/>
       <w:r>
         <w:rPr>
           <w:rFonts w:cs="Times New Roman"/>
@@ -10445,10 +10292,11 @@
           <w:iCs/>
         </w:rPr>
       </w:pPr>
-      <w:bookmarkStart w:id="34" w:name="_Toc232436890"/>
-      <w:bookmarkStart w:id="35" w:name="_Toc232436937"/>
-      <w:bookmarkStart w:id="36" w:name="_Toc232440319"/>
-      <w:bookmarkStart w:id="37" w:name="_Toc232449132"/>
+      <w:bookmarkStart w:id="39" w:name="_Toc232436890"/>
+      <w:bookmarkStart w:id="40" w:name="_Toc232436937"/>
+      <w:bookmarkStart w:id="41" w:name="_Toc232440319"/>
+      <w:bookmarkStart w:id="42" w:name="_Toc232449132"/>
+      <w:bookmarkStart w:id="43" w:name="_Toc232451891"/>
       <w:r>
         <w:rPr>
           <w:rFonts w:cs="Times New Roman"/>
@@ -10524,10 +10372,11 @@
         </w:rPr>
         <w:t xml:space="preserve"> Rules</w:t>
       </w:r>
-      <w:bookmarkEnd w:id="34"/>
-      <w:bookmarkEnd w:id="35"/>
-      <w:bookmarkEnd w:id="36"/>
-      <w:bookmarkEnd w:id="37"/>
+      <w:bookmarkEnd w:id="39"/>
+      <w:bookmarkEnd w:id="40"/>
+      <w:bookmarkEnd w:id="41"/>
+      <w:bookmarkEnd w:id="42"/>
+      <w:bookmarkEnd w:id="43"/>
     </w:p>
     <w:p>
       <w:pPr>
@@ -10633,10 +10482,11 @@
           <w:lang w:val="vi-VN"/>
         </w:rPr>
       </w:pPr>
-      <w:bookmarkStart w:id="38" w:name="_Toc232436891"/>
-      <w:bookmarkStart w:id="39" w:name="_Toc232436938"/>
-      <w:bookmarkStart w:id="40" w:name="_Toc232440320"/>
-      <w:bookmarkStart w:id="41" w:name="_Toc232449133"/>
+      <w:bookmarkStart w:id="44" w:name="_Toc232436891"/>
+      <w:bookmarkStart w:id="45" w:name="_Toc232436938"/>
+      <w:bookmarkStart w:id="46" w:name="_Toc232440320"/>
+      <w:bookmarkStart w:id="47" w:name="_Toc232449133"/>
+      <w:bookmarkStart w:id="48" w:name="_Toc232451892"/>
       <w:r>
         <w:rPr>
           <w:rFonts w:cs="Times New Roman"/>
@@ -10694,10 +10544,11 @@
         </w:rPr>
         <w:t>: Use case diagram for Issue &amp; Bug Tracker</w:t>
       </w:r>
-      <w:bookmarkEnd w:id="38"/>
-      <w:bookmarkEnd w:id="39"/>
-      <w:bookmarkEnd w:id="40"/>
-      <w:bookmarkEnd w:id="41"/>
+      <w:bookmarkEnd w:id="44"/>
+      <w:bookmarkEnd w:id="45"/>
+      <w:bookmarkEnd w:id="46"/>
+      <w:bookmarkEnd w:id="47"/>
+      <w:bookmarkEnd w:id="48"/>
     </w:p>
     <w:p>
       <w:pPr>
@@ -10706,16 +10557,16 @@
           <w:rFonts w:cs="Times New Roman"/>
         </w:rPr>
       </w:pPr>
-      <w:bookmarkStart w:id="42" w:name="_Toc232436507"/>
-      <w:bookmarkStart w:id="43" w:name="_Toc232436706"/>
+      <w:bookmarkStart w:id="49" w:name="_Toc232436507"/>
+      <w:bookmarkStart w:id="50" w:name="_Toc232436706"/>
       <w:r>
         <w:rPr>
           <w:rFonts w:cs="Times New Roman"/>
         </w:rPr>
         <w:t>2.2.2 Descriptions</w:t>
       </w:r>
-      <w:bookmarkEnd w:id="42"/>
-      <w:bookmarkEnd w:id="43"/>
+      <w:bookmarkEnd w:id="49"/>
+      <w:bookmarkEnd w:id="50"/>
     </w:p>
     <w:p>
       <w:pPr>
@@ -16085,7 +15936,7 @@
           <w:iCs/>
         </w:rPr>
       </w:pPr>
-      <w:bookmarkStart w:id="44" w:name="_Toc232449188"/>
+      <w:bookmarkStart w:id="51" w:name="_Toc232449188"/>
       <w:r>
         <w:rPr>
           <w:rFonts w:cs="Times New Roman"/>
@@ -16145,7 +15996,7 @@
         </w:rPr>
         <w:t xml:space="preserve"> - Use Case Description</w:t>
       </w:r>
-      <w:bookmarkEnd w:id="44"/>
+      <w:bookmarkEnd w:id="51"/>
     </w:p>
     <w:p>
       <w:pPr>
@@ -16162,16 +16013,16 @@
           <w:rFonts w:cs="Times New Roman"/>
         </w:rPr>
       </w:pPr>
-      <w:bookmarkStart w:id="45" w:name="_Toc232436508"/>
-      <w:bookmarkStart w:id="46" w:name="_Toc232436707"/>
+      <w:bookmarkStart w:id="52" w:name="_Toc232436508"/>
+      <w:bookmarkStart w:id="53" w:name="_Toc232436707"/>
       <w:r>
         <w:rPr>
           <w:rFonts w:cs="Times New Roman"/>
         </w:rPr>
         <w:t>3. Functional Requirements</w:t>
       </w:r>
-      <w:bookmarkEnd w:id="45"/>
-      <w:bookmarkEnd w:id="46"/>
+      <w:bookmarkEnd w:id="52"/>
+      <w:bookmarkEnd w:id="53"/>
     </w:p>
     <w:p>
       <w:pPr>
@@ -16180,16 +16031,16 @@
           <w:rFonts w:cs="Times New Roman"/>
         </w:rPr>
       </w:pPr>
-      <w:bookmarkStart w:id="47" w:name="_Toc232436509"/>
-      <w:bookmarkStart w:id="48" w:name="_Toc232436708"/>
+      <w:bookmarkStart w:id="54" w:name="_Toc232436509"/>
+      <w:bookmarkStart w:id="55" w:name="_Toc232436708"/>
       <w:r>
         <w:rPr>
           <w:rFonts w:cs="Times New Roman"/>
         </w:rPr>
         <w:t>3.1 System Functional Overview</w:t>
       </w:r>
-      <w:bookmarkEnd w:id="47"/>
-      <w:bookmarkEnd w:id="48"/>
+      <w:bookmarkEnd w:id="54"/>
+      <w:bookmarkEnd w:id="55"/>
     </w:p>
     <w:p>
       <w:pPr>
@@ -16198,15 +16049,15 @@
           <w:rFonts w:cs="Times New Roman"/>
         </w:rPr>
       </w:pPr>
-      <w:bookmarkStart w:id="49" w:name="_Toc232436709"/>
-      <w:bookmarkStart w:id="50" w:name="_Toc232436510"/>
+      <w:bookmarkStart w:id="56" w:name="_Toc232436709"/>
+      <w:bookmarkStart w:id="57" w:name="_Toc232436510"/>
       <w:r>
         <w:rPr>
           <w:rFonts w:cs="Times New Roman"/>
         </w:rPr>
         <w:t>3.1.1 Screens Flow</w:t>
       </w:r>
-      <w:bookmarkEnd w:id="49"/>
+      <w:bookmarkEnd w:id="56"/>
     </w:p>
     <w:p>
       <w:pPr>
@@ -16215,15 +16066,15 @@
           <w:rFonts w:cs="Times New Roman"/>
         </w:rPr>
       </w:pPr>
-      <w:bookmarkStart w:id="51" w:name="_Toc232436710"/>
+      <w:bookmarkStart w:id="58" w:name="_Toc232436710"/>
       <w:r>
         <w:rPr>
           <w:rFonts w:cs="Times New Roman"/>
         </w:rPr>
         <w:t>3.1.1.1 Screen Flow of Guest/User</w:t>
       </w:r>
-      <w:bookmarkEnd w:id="50"/>
-      <w:bookmarkEnd w:id="51"/>
+      <w:bookmarkEnd w:id="57"/>
+      <w:bookmarkEnd w:id="58"/>
     </w:p>
     <w:p>
       <w:pPr>
@@ -16287,10 +16138,11 @@
           <w:iCs/>
         </w:rPr>
       </w:pPr>
-      <w:bookmarkStart w:id="52" w:name="_Toc232436892"/>
-      <w:bookmarkStart w:id="53" w:name="_Toc232436939"/>
-      <w:bookmarkStart w:id="54" w:name="_Toc232440321"/>
-      <w:bookmarkStart w:id="55" w:name="_Toc232449134"/>
+      <w:bookmarkStart w:id="59" w:name="_Toc232436892"/>
+      <w:bookmarkStart w:id="60" w:name="_Toc232436939"/>
+      <w:bookmarkStart w:id="61" w:name="_Toc232440321"/>
+      <w:bookmarkStart w:id="62" w:name="_Toc232449134"/>
+      <w:bookmarkStart w:id="63" w:name="_Toc232451893"/>
       <w:r>
         <w:rPr>
           <w:rFonts w:cs="Times New Roman"/>
@@ -16357,10 +16209,11 @@
         </w:rPr>
         <w:t>Screen Flow of Guest/User</w:t>
       </w:r>
-      <w:bookmarkEnd w:id="52"/>
-      <w:bookmarkEnd w:id="53"/>
-      <w:bookmarkEnd w:id="54"/>
-      <w:bookmarkEnd w:id="55"/>
+      <w:bookmarkEnd w:id="59"/>
+      <w:bookmarkEnd w:id="60"/>
+      <w:bookmarkEnd w:id="61"/>
+      <w:bookmarkEnd w:id="62"/>
+      <w:bookmarkEnd w:id="63"/>
     </w:p>
     <w:p>
       <w:pPr>
@@ -16370,8 +16223,8 @@
           <w:lang w:val="vi-VN"/>
         </w:rPr>
       </w:pPr>
-      <w:bookmarkStart w:id="56" w:name="_Toc232436511"/>
-      <w:bookmarkStart w:id="57" w:name="_Toc232436711"/>
+      <w:bookmarkStart w:id="64" w:name="_Toc232436511"/>
+      <w:bookmarkStart w:id="65" w:name="_Toc232436711"/>
       <w:r>
         <w:rPr>
           <w:rFonts w:cs="Times New Roman"/>
@@ -16398,8 +16251,8 @@
         </w:rPr>
         <w:t xml:space="preserve"> Leader</w:t>
       </w:r>
-      <w:bookmarkEnd w:id="56"/>
-      <w:bookmarkEnd w:id="57"/>
+      <w:bookmarkEnd w:id="64"/>
+      <w:bookmarkEnd w:id="65"/>
     </w:p>
     <w:p>
       <w:pPr>
@@ -16465,10 +16318,11 @@
           <w:iCs/>
         </w:rPr>
       </w:pPr>
-      <w:bookmarkStart w:id="58" w:name="_Toc232436893"/>
-      <w:bookmarkStart w:id="59" w:name="_Toc232436940"/>
-      <w:bookmarkStart w:id="60" w:name="_Toc232440322"/>
-      <w:bookmarkStart w:id="61" w:name="_Toc232449135"/>
+      <w:bookmarkStart w:id="66" w:name="_Toc232436893"/>
+      <w:bookmarkStart w:id="67" w:name="_Toc232436940"/>
+      <w:bookmarkStart w:id="68" w:name="_Toc232440322"/>
+      <w:bookmarkStart w:id="69" w:name="_Toc232449135"/>
+      <w:bookmarkStart w:id="70" w:name="_Toc232451894"/>
       <w:r>
         <w:rPr>
           <w:rFonts w:cs="Times New Roman"/>
@@ -16526,10 +16380,11 @@
         </w:rPr>
         <w:t>: Screen Flow of Project Leader</w:t>
       </w:r>
-      <w:bookmarkEnd w:id="58"/>
-      <w:bookmarkEnd w:id="59"/>
-      <w:bookmarkEnd w:id="60"/>
-      <w:bookmarkEnd w:id="61"/>
+      <w:bookmarkEnd w:id="66"/>
+      <w:bookmarkEnd w:id="67"/>
+      <w:bookmarkEnd w:id="68"/>
+      <w:bookmarkEnd w:id="69"/>
+      <w:bookmarkEnd w:id="70"/>
     </w:p>
     <w:p>
       <w:pPr>
@@ -16539,8 +16394,8 @@
           <w:lang w:val="vi-VN"/>
         </w:rPr>
       </w:pPr>
-      <w:bookmarkStart w:id="62" w:name="_Toc232436512"/>
-      <w:bookmarkStart w:id="63" w:name="_Toc232436712"/>
+      <w:bookmarkStart w:id="71" w:name="_Toc232436512"/>
+      <w:bookmarkStart w:id="72" w:name="_Toc232436712"/>
       <w:r>
         <w:rPr>
           <w:rFonts w:cs="Times New Roman"/>
@@ -16567,8 +16422,8 @@
         </w:rPr>
         <w:t xml:space="preserve"> Member</w:t>
       </w:r>
-      <w:bookmarkEnd w:id="62"/>
-      <w:bookmarkEnd w:id="63"/>
+      <w:bookmarkEnd w:id="71"/>
+      <w:bookmarkEnd w:id="72"/>
     </w:p>
     <w:p>
       <w:pPr>
@@ -16633,10 +16488,11 @@
           <w:iCs/>
         </w:rPr>
       </w:pPr>
-      <w:bookmarkStart w:id="64" w:name="_Toc232436894"/>
-      <w:bookmarkStart w:id="65" w:name="_Toc232436941"/>
-      <w:bookmarkStart w:id="66" w:name="_Toc232440323"/>
-      <w:bookmarkStart w:id="67" w:name="_Toc232449136"/>
+      <w:bookmarkStart w:id="73" w:name="_Toc232436894"/>
+      <w:bookmarkStart w:id="74" w:name="_Toc232436941"/>
+      <w:bookmarkStart w:id="75" w:name="_Toc232440323"/>
+      <w:bookmarkStart w:id="76" w:name="_Toc232449136"/>
+      <w:bookmarkStart w:id="77" w:name="_Toc232451895"/>
       <w:r>
         <w:rPr>
           <w:rFonts w:cs="Times New Roman"/>
@@ -16694,10 +16550,11 @@
         </w:rPr>
         <w:t>: Screen Flow of Team Member</w:t>
       </w:r>
-      <w:bookmarkEnd w:id="64"/>
-      <w:bookmarkEnd w:id="65"/>
-      <w:bookmarkEnd w:id="66"/>
-      <w:bookmarkEnd w:id="67"/>
+      <w:bookmarkEnd w:id="73"/>
+      <w:bookmarkEnd w:id="74"/>
+      <w:bookmarkEnd w:id="75"/>
+      <w:bookmarkEnd w:id="76"/>
+      <w:bookmarkEnd w:id="77"/>
     </w:p>
     <w:p>
       <w:pPr>
@@ -16707,8 +16564,8 @@
           <w:lang w:val="vi-VN"/>
         </w:rPr>
       </w:pPr>
-      <w:bookmarkStart w:id="68" w:name="_Toc232436513"/>
-      <w:bookmarkStart w:id="69" w:name="_Toc232436713"/>
+      <w:bookmarkStart w:id="78" w:name="_Toc232436513"/>
+      <w:bookmarkStart w:id="79" w:name="_Toc232436713"/>
       <w:r>
         <w:rPr>
           <w:rFonts w:cs="Times New Roman"/>
@@ -16736,8 +16593,8 @@
         </w:rPr>
         <w:t xml:space="preserve"> Member</w:t>
       </w:r>
-      <w:bookmarkEnd w:id="68"/>
-      <w:bookmarkEnd w:id="69"/>
+      <w:bookmarkEnd w:id="78"/>
+      <w:bookmarkEnd w:id="79"/>
     </w:p>
     <w:p>
       <w:pPr>
@@ -16802,10 +16659,11 @@
           <w:iCs/>
         </w:rPr>
       </w:pPr>
-      <w:bookmarkStart w:id="70" w:name="_Toc232436895"/>
-      <w:bookmarkStart w:id="71" w:name="_Toc232436942"/>
-      <w:bookmarkStart w:id="72" w:name="_Toc232440324"/>
-      <w:bookmarkStart w:id="73" w:name="_Toc232449137"/>
+      <w:bookmarkStart w:id="80" w:name="_Toc232436895"/>
+      <w:bookmarkStart w:id="81" w:name="_Toc232436942"/>
+      <w:bookmarkStart w:id="82" w:name="_Toc232440324"/>
+      <w:bookmarkStart w:id="83" w:name="_Toc232449137"/>
+      <w:bookmarkStart w:id="84" w:name="_Toc232451896"/>
       <w:r>
         <w:rPr>
           <w:rFonts w:cs="Times New Roman"/>
@@ -16863,10 +16721,11 @@
         </w:rPr>
         <w:t>: Screen Flow of Mentor</w:t>
       </w:r>
-      <w:bookmarkEnd w:id="70"/>
-      <w:bookmarkEnd w:id="71"/>
-      <w:bookmarkEnd w:id="72"/>
-      <w:bookmarkEnd w:id="73"/>
+      <w:bookmarkEnd w:id="80"/>
+      <w:bookmarkEnd w:id="81"/>
+      <w:bookmarkEnd w:id="82"/>
+      <w:bookmarkEnd w:id="83"/>
+      <w:bookmarkEnd w:id="84"/>
     </w:p>
     <w:p>
       <w:pPr>
@@ -16875,16 +16734,16 @@
           <w:rFonts w:cs="Times New Roman"/>
         </w:rPr>
       </w:pPr>
-      <w:bookmarkStart w:id="74" w:name="_Toc232436514"/>
-      <w:bookmarkStart w:id="75" w:name="_Toc232436714"/>
+      <w:bookmarkStart w:id="85" w:name="_Toc232436514"/>
+      <w:bookmarkStart w:id="86" w:name="_Toc232436714"/>
       <w:r>
         <w:rPr>
           <w:rFonts w:cs="Times New Roman"/>
         </w:rPr>
         <w:t>3.1.2 Screen Descriptions</w:t>
       </w:r>
-      <w:bookmarkEnd w:id="74"/>
-      <w:bookmarkEnd w:id="75"/>
+      <w:bookmarkEnd w:id="85"/>
+      <w:bookmarkEnd w:id="86"/>
     </w:p>
     <w:tbl>
       <w:tblPr>
@@ -18152,7 +18011,7 @@
           <w:iCs/>
         </w:rPr>
       </w:pPr>
-      <w:bookmarkStart w:id="76" w:name="_Toc232449189"/>
+      <w:bookmarkStart w:id="87" w:name="_Toc232449189"/>
       <w:r>
         <w:rPr>
           <w:rFonts w:cs="Times New Roman"/>
@@ -18211,7 +18070,7 @@
         </w:rPr>
         <w:t xml:space="preserve"> - Screen Descriptions</w:t>
       </w:r>
-      <w:bookmarkEnd w:id="76"/>
+      <w:bookmarkEnd w:id="87"/>
     </w:p>
     <w:p>
       <w:pPr>
@@ -18220,16 +18079,16 @@
           <w:rFonts w:cs="Times New Roman"/>
         </w:rPr>
       </w:pPr>
-      <w:bookmarkStart w:id="77" w:name="_Toc232436515"/>
-      <w:bookmarkStart w:id="78" w:name="_Toc232436715"/>
+      <w:bookmarkStart w:id="88" w:name="_Toc232436515"/>
+      <w:bookmarkStart w:id="89" w:name="_Toc232436715"/>
       <w:r>
         <w:rPr>
           <w:rFonts w:cs="Times New Roman"/>
         </w:rPr>
         <w:t>3.1.3 Screen Authorization</w:t>
       </w:r>
-      <w:bookmarkEnd w:id="77"/>
-      <w:bookmarkEnd w:id="78"/>
+      <w:bookmarkEnd w:id="88"/>
+      <w:bookmarkEnd w:id="89"/>
     </w:p>
     <w:tbl>
       <w:tblPr>
@@ -19290,7 +19149,7 @@
           <w:iCs/>
         </w:rPr>
       </w:pPr>
-      <w:bookmarkStart w:id="79" w:name="_Toc232449190"/>
+      <w:bookmarkStart w:id="90" w:name="_Toc232449190"/>
       <w:r>
         <w:rPr>
           <w:rFonts w:cs="Times New Roman"/>
@@ -19369,7 +19228,7 @@
         </w:rPr>
         <w:t xml:space="preserve"> Authorization</w:t>
       </w:r>
-      <w:bookmarkEnd w:id="79"/>
+      <w:bookmarkEnd w:id="90"/>
     </w:p>
     <w:p>
       <w:pPr>
@@ -19378,16 +19237,16 @@
           <w:rFonts w:cs="Times New Roman"/>
         </w:rPr>
       </w:pPr>
-      <w:bookmarkStart w:id="80" w:name="_Toc232436516"/>
-      <w:bookmarkStart w:id="81" w:name="_Toc232436716"/>
+      <w:bookmarkStart w:id="91" w:name="_Toc232436516"/>
+      <w:bookmarkStart w:id="92" w:name="_Toc232436716"/>
       <w:r>
         <w:rPr>
           <w:rFonts w:cs="Times New Roman"/>
         </w:rPr>
         <w:t>3.1.4 Non-Screen Functions</w:t>
       </w:r>
-      <w:bookmarkEnd w:id="80"/>
-      <w:bookmarkEnd w:id="81"/>
+      <w:bookmarkEnd w:id="91"/>
+      <w:bookmarkEnd w:id="92"/>
     </w:p>
     <w:tbl>
       <w:tblPr>
@@ -20011,7 +19870,7 @@
           <w:iCs/>
         </w:rPr>
       </w:pPr>
-      <w:bookmarkStart w:id="82" w:name="_Toc232449191"/>
+      <w:bookmarkStart w:id="93" w:name="_Toc232449191"/>
       <w:r>
         <w:rPr>
           <w:rFonts w:cs="Times New Roman"/>
@@ -20070,7 +19929,7 @@
         </w:rPr>
         <w:t xml:space="preserve"> - Non-Screen Functions</w:t>
       </w:r>
-      <w:bookmarkEnd w:id="82"/>
+      <w:bookmarkEnd w:id="93"/>
     </w:p>
     <w:p>
       <w:pPr>
@@ -20079,16 +19938,16 @@
           <w:rFonts w:cs="Times New Roman"/>
         </w:rPr>
       </w:pPr>
-      <w:bookmarkStart w:id="83" w:name="_Toc232436517"/>
-      <w:bookmarkStart w:id="84" w:name="_Toc232436717"/>
+      <w:bookmarkStart w:id="94" w:name="_Toc232436517"/>
+      <w:bookmarkStart w:id="95" w:name="_Toc232436717"/>
       <w:r>
         <w:rPr>
           <w:rFonts w:cs="Times New Roman"/>
         </w:rPr>
         <w:t>3.1.5 Entity Relationship Diagram</w:t>
       </w:r>
-      <w:bookmarkEnd w:id="83"/>
-      <w:bookmarkEnd w:id="84"/>
+      <w:bookmarkEnd w:id="94"/>
+      <w:bookmarkEnd w:id="95"/>
     </w:p>
     <w:p>
       <w:pPr>
@@ -20153,7 +20012,8 @@
           <w:iCs/>
         </w:rPr>
       </w:pPr>
-      <w:bookmarkStart w:id="85" w:name="_Toc232449138"/>
+      <w:bookmarkStart w:id="96" w:name="_Toc232449138"/>
+      <w:bookmarkStart w:id="97" w:name="_Toc232451897"/>
       <w:r>
         <w:rPr>
           <w:rFonts w:cs="Times New Roman"/>
@@ -20211,7 +20071,8 @@
         </w:rPr>
         <w:t>: Entity Relationship Diagram</w:t>
       </w:r>
-      <w:bookmarkEnd w:id="85"/>
+      <w:bookmarkEnd w:id="96"/>
+      <w:bookmarkEnd w:id="97"/>
     </w:p>
     <w:p>
       <w:pPr>
@@ -21992,7 +21853,7 @@
           <w:iCs/>
         </w:rPr>
       </w:pPr>
-      <w:bookmarkStart w:id="86" w:name="_Toc232449192"/>
+      <w:bookmarkStart w:id="98" w:name="_Toc232449192"/>
       <w:r>
         <w:rPr>
           <w:rFonts w:cs="Times New Roman"/>
@@ -22051,7 +21912,7 @@
         </w:rPr>
         <w:t xml:space="preserve"> - Entities Description</w:t>
       </w:r>
-      <w:bookmarkEnd w:id="86"/>
+      <w:bookmarkEnd w:id="98"/>
     </w:p>
     <w:p>
       <w:pPr>
@@ -22060,16 +21921,16 @@
           <w:rFonts w:cs="Times New Roman"/>
         </w:rPr>
       </w:pPr>
-      <w:bookmarkStart w:id="87" w:name="_Toc232436518"/>
-      <w:bookmarkStart w:id="88" w:name="_Toc232436718"/>
+      <w:bookmarkStart w:id="99" w:name="_Toc232436518"/>
+      <w:bookmarkStart w:id="100" w:name="_Toc232436718"/>
       <w:r>
         <w:rPr>
           <w:rFonts w:cs="Times New Roman"/>
         </w:rPr>
         <w:t>3.2 Register</w:t>
       </w:r>
-      <w:bookmarkEnd w:id="87"/>
-      <w:bookmarkEnd w:id="88"/>
+      <w:bookmarkEnd w:id="99"/>
+      <w:bookmarkEnd w:id="100"/>
     </w:p>
     <w:p>
       <w:pPr>
@@ -22376,8 +22237,9 @@
           <w:szCs w:val="20"/>
         </w:rPr>
       </w:pPr>
-      <w:bookmarkStart w:id="89" w:name="_Toc232440325"/>
-      <w:bookmarkStart w:id="90" w:name="_Toc232449139"/>
+      <w:bookmarkStart w:id="101" w:name="_Toc232440325"/>
+      <w:bookmarkStart w:id="102" w:name="_Toc232449139"/>
+      <w:bookmarkStart w:id="103" w:name="_Toc232451898"/>
       <w:r>
         <w:rPr>
           <w:rFonts w:cs="Times New Roman"/>
@@ -22450,8 +22312,9 @@
         </w:rPr>
         <w:t>: Register page</w:t>
       </w:r>
-      <w:bookmarkEnd w:id="89"/>
-      <w:bookmarkEnd w:id="90"/>
+      <w:bookmarkEnd w:id="101"/>
+      <w:bookmarkEnd w:id="102"/>
+      <w:bookmarkEnd w:id="103"/>
     </w:p>
     <w:p>
       <w:pPr>
@@ -22610,16 +22473,16 @@
           <w:rFonts w:cs="Times New Roman"/>
         </w:rPr>
       </w:pPr>
-      <w:bookmarkStart w:id="91" w:name="_Toc232436519"/>
-      <w:bookmarkStart w:id="92" w:name="_Toc232436719"/>
+      <w:bookmarkStart w:id="104" w:name="_Toc232436519"/>
+      <w:bookmarkStart w:id="105" w:name="_Toc232436719"/>
       <w:r>
         <w:rPr>
           <w:rFonts w:cs="Times New Roman"/>
         </w:rPr>
         <w:t>3.3 Login</w:t>
       </w:r>
-      <w:bookmarkEnd w:id="91"/>
-      <w:bookmarkEnd w:id="92"/>
+      <w:bookmarkEnd w:id="104"/>
+      <w:bookmarkEnd w:id="105"/>
     </w:p>
     <w:p>
       <w:pPr>
@@ -22936,8 +22799,9 @@
           <w:szCs w:val="20"/>
         </w:rPr>
       </w:pPr>
-      <w:bookmarkStart w:id="93" w:name="_Toc232440326"/>
-      <w:bookmarkStart w:id="94" w:name="_Toc232449140"/>
+      <w:bookmarkStart w:id="106" w:name="_Toc232440326"/>
+      <w:bookmarkStart w:id="107" w:name="_Toc232449140"/>
+      <w:bookmarkStart w:id="108" w:name="_Toc232451899"/>
       <w:r>
         <w:rPr>
           <w:rFonts w:cs="Times New Roman"/>
@@ -23010,8 +22874,9 @@
         </w:rPr>
         <w:t>: Login page</w:t>
       </w:r>
-      <w:bookmarkEnd w:id="93"/>
-      <w:bookmarkEnd w:id="94"/>
+      <w:bookmarkEnd w:id="106"/>
+      <w:bookmarkEnd w:id="107"/>
+      <w:bookmarkEnd w:id="108"/>
     </w:p>
     <w:p>
       <w:pPr>
@@ -23174,16 +23039,16 @@
           <w:rFonts w:cs="Times New Roman"/>
         </w:rPr>
       </w:pPr>
-      <w:bookmarkStart w:id="95" w:name="_Toc232436520"/>
-      <w:bookmarkStart w:id="96" w:name="_Toc232436720"/>
+      <w:bookmarkStart w:id="109" w:name="_Toc232436520"/>
+      <w:bookmarkStart w:id="110" w:name="_Toc232436720"/>
       <w:r>
         <w:rPr>
           <w:rFonts w:cs="Times New Roman"/>
         </w:rPr>
         <w:t>3.4 Forgot Password</w:t>
       </w:r>
-      <w:bookmarkEnd w:id="95"/>
-      <w:bookmarkEnd w:id="96"/>
+      <w:bookmarkEnd w:id="109"/>
+      <w:bookmarkEnd w:id="110"/>
     </w:p>
     <w:p>
       <w:pPr>
@@ -23490,8 +23355,9 @@
           <w:szCs w:val="20"/>
         </w:rPr>
       </w:pPr>
-      <w:bookmarkStart w:id="97" w:name="_Toc232440327"/>
-      <w:bookmarkStart w:id="98" w:name="_Toc232449141"/>
+      <w:bookmarkStart w:id="111" w:name="_Toc232440327"/>
+      <w:bookmarkStart w:id="112" w:name="_Toc232449141"/>
+      <w:bookmarkStart w:id="113" w:name="_Toc232451900"/>
       <w:r>
         <w:rPr>
           <w:rFonts w:cs="Times New Roman"/>
@@ -23564,8 +23430,9 @@
         </w:rPr>
         <w:t>: Forgot password page</w:t>
       </w:r>
-      <w:bookmarkEnd w:id="97"/>
-      <w:bookmarkEnd w:id="98"/>
+      <w:bookmarkEnd w:id="111"/>
+      <w:bookmarkEnd w:id="112"/>
+      <w:bookmarkEnd w:id="113"/>
     </w:p>
     <w:p>
       <w:pPr>
@@ -23724,16 +23591,16 @@
           <w:rFonts w:cs="Times New Roman"/>
         </w:rPr>
       </w:pPr>
-      <w:bookmarkStart w:id="99" w:name="_Toc232436521"/>
-      <w:bookmarkStart w:id="100" w:name="_Toc232436721"/>
+      <w:bookmarkStart w:id="114" w:name="_Toc232436521"/>
+      <w:bookmarkStart w:id="115" w:name="_Toc232436721"/>
       <w:r>
         <w:rPr>
           <w:rFonts w:cs="Times New Roman"/>
         </w:rPr>
         <w:t>3.5 Project Workspace Management</w:t>
       </w:r>
-      <w:bookmarkEnd w:id="99"/>
-      <w:bookmarkEnd w:id="100"/>
+      <w:bookmarkEnd w:id="114"/>
+      <w:bookmarkEnd w:id="115"/>
     </w:p>
     <w:p>
       <w:pPr>
@@ -24040,8 +23907,9 @@
           <w:szCs w:val="20"/>
         </w:rPr>
       </w:pPr>
-      <w:bookmarkStart w:id="101" w:name="_Toc232440328"/>
-      <w:bookmarkStart w:id="102" w:name="_Toc232449142"/>
+      <w:bookmarkStart w:id="116" w:name="_Toc232440328"/>
+      <w:bookmarkStart w:id="117" w:name="_Toc232449142"/>
+      <w:bookmarkStart w:id="118" w:name="_Toc232451901"/>
       <w:r>
         <w:rPr>
           <w:rFonts w:cs="Times New Roman"/>
@@ -24114,8 +23982,9 @@
         </w:rPr>
         <w:t>: Project work space</w:t>
       </w:r>
-      <w:bookmarkEnd w:id="101"/>
-      <w:bookmarkEnd w:id="102"/>
+      <w:bookmarkEnd w:id="116"/>
+      <w:bookmarkEnd w:id="117"/>
+      <w:bookmarkEnd w:id="118"/>
     </w:p>
     <w:p>
       <w:pPr>
@@ -24274,16 +24143,16 @@
           <w:rFonts w:cs="Times New Roman"/>
         </w:rPr>
       </w:pPr>
-      <w:bookmarkStart w:id="103" w:name="_Toc232436522"/>
-      <w:bookmarkStart w:id="104" w:name="_Toc232436722"/>
+      <w:bookmarkStart w:id="119" w:name="_Toc232436522"/>
+      <w:bookmarkStart w:id="120" w:name="_Toc232436722"/>
       <w:r>
         <w:rPr>
           <w:rFonts w:cs="Times New Roman"/>
         </w:rPr>
         <w:t>3.6 Requirement Management</w:t>
       </w:r>
-      <w:bookmarkEnd w:id="103"/>
-      <w:bookmarkEnd w:id="104"/>
+      <w:bookmarkEnd w:id="119"/>
+      <w:bookmarkEnd w:id="120"/>
     </w:p>
     <w:p>
       <w:pPr>
@@ -24590,8 +24459,9 @@
           <w:szCs w:val="20"/>
         </w:rPr>
       </w:pPr>
-      <w:bookmarkStart w:id="105" w:name="_Toc232440329"/>
-      <w:bookmarkStart w:id="106" w:name="_Toc232449143"/>
+      <w:bookmarkStart w:id="121" w:name="_Toc232440329"/>
+      <w:bookmarkStart w:id="122" w:name="_Toc232449143"/>
+      <w:bookmarkStart w:id="123" w:name="_Toc232451902"/>
       <w:r>
         <w:rPr>
           <w:rFonts w:cs="Times New Roman"/>
@@ -24664,8 +24534,9 @@
         </w:rPr>
         <w:t>: Requirement list page</w:t>
       </w:r>
-      <w:bookmarkEnd w:id="105"/>
-      <w:bookmarkEnd w:id="106"/>
+      <w:bookmarkEnd w:id="121"/>
+      <w:bookmarkEnd w:id="122"/>
+      <w:bookmarkEnd w:id="123"/>
     </w:p>
     <w:p>
       <w:pPr>
@@ -24824,16 +24695,16 @@
           <w:rFonts w:cs="Times New Roman"/>
         </w:rPr>
       </w:pPr>
-      <w:bookmarkStart w:id="107" w:name="_Toc232436523"/>
-      <w:bookmarkStart w:id="108" w:name="_Toc232436723"/>
+      <w:bookmarkStart w:id="124" w:name="_Toc232436523"/>
+      <w:bookmarkStart w:id="125" w:name="_Toc232436723"/>
       <w:r>
         <w:rPr>
           <w:rFonts w:cs="Times New Roman"/>
         </w:rPr>
         <w:t>3.7 Task and Sprint Management</w:t>
       </w:r>
-      <w:bookmarkEnd w:id="107"/>
-      <w:bookmarkEnd w:id="108"/>
+      <w:bookmarkEnd w:id="124"/>
+      <w:bookmarkEnd w:id="125"/>
     </w:p>
     <w:p>
       <w:pPr>
@@ -25159,8 +25030,9 @@
           <w:lang w:val="vi-VN"/>
         </w:rPr>
       </w:pPr>
-      <w:bookmarkStart w:id="109" w:name="_Toc232440330"/>
-      <w:bookmarkStart w:id="110" w:name="_Toc232449144"/>
+      <w:bookmarkStart w:id="126" w:name="_Toc232440330"/>
+      <w:bookmarkStart w:id="127" w:name="_Toc232449144"/>
+      <w:bookmarkStart w:id="128" w:name="_Toc232451903"/>
       <w:r>
         <w:rPr>
           <w:rFonts w:cs="Times New Roman"/>
@@ -25233,8 +25105,9 @@
         </w:rPr>
         <w:t>: Task page</w:t>
       </w:r>
-      <w:bookmarkEnd w:id="109"/>
-      <w:bookmarkEnd w:id="110"/>
+      <w:bookmarkEnd w:id="126"/>
+      <w:bookmarkEnd w:id="127"/>
+      <w:bookmarkEnd w:id="128"/>
     </w:p>
     <w:p>
       <w:pPr>
@@ -25303,8 +25176,9 @@
           <w:lang w:val="vi-VN"/>
         </w:rPr>
       </w:pPr>
-      <w:bookmarkStart w:id="111" w:name="_Toc232440331"/>
-      <w:bookmarkStart w:id="112" w:name="_Toc232449145"/>
+      <w:bookmarkStart w:id="129" w:name="_Toc232440331"/>
+      <w:bookmarkStart w:id="130" w:name="_Toc232449145"/>
+      <w:bookmarkStart w:id="131" w:name="_Toc232451904"/>
       <w:r>
         <w:rPr>
           <w:rFonts w:cs="Times New Roman"/>
@@ -25377,8 +25251,9 @@
         </w:rPr>
         <w:t>: Sprint page</w:t>
       </w:r>
-      <w:bookmarkEnd w:id="111"/>
-      <w:bookmarkEnd w:id="112"/>
+      <w:bookmarkEnd w:id="129"/>
+      <w:bookmarkEnd w:id="130"/>
+      <w:bookmarkEnd w:id="131"/>
     </w:p>
     <w:p>
       <w:pPr>
@@ -25537,16 +25412,16 @@
           <w:rFonts w:cs="Times New Roman"/>
         </w:rPr>
       </w:pPr>
-      <w:bookmarkStart w:id="113" w:name="_Toc232436524"/>
-      <w:bookmarkStart w:id="114" w:name="_Toc232436724"/>
+      <w:bookmarkStart w:id="132" w:name="_Toc232436524"/>
+      <w:bookmarkStart w:id="133" w:name="_Toc232436724"/>
       <w:r>
         <w:rPr>
           <w:rFonts w:cs="Times New Roman"/>
         </w:rPr>
         <w:t>3.8 Test Case and Bug Tracking</w:t>
       </w:r>
-      <w:bookmarkEnd w:id="113"/>
-      <w:bookmarkEnd w:id="114"/>
+      <w:bookmarkEnd w:id="132"/>
+      <w:bookmarkEnd w:id="133"/>
     </w:p>
     <w:p>
       <w:pPr>
@@ -25936,16 +25811,16 @@
           <w:rFonts w:cs="Times New Roman"/>
         </w:rPr>
       </w:pPr>
-      <w:bookmarkStart w:id="115" w:name="_Toc232436525"/>
-      <w:bookmarkStart w:id="116" w:name="_Toc232436725"/>
+      <w:bookmarkStart w:id="134" w:name="_Toc232436525"/>
+      <w:bookmarkStart w:id="135" w:name="_Toc232436725"/>
       <w:r>
         <w:rPr>
           <w:rFonts w:cs="Times New Roman"/>
         </w:rPr>
         <w:t>3.9 Evidence Vault</w:t>
       </w:r>
-      <w:bookmarkEnd w:id="115"/>
-      <w:bookmarkEnd w:id="116"/>
+      <w:bookmarkEnd w:id="134"/>
+      <w:bookmarkEnd w:id="135"/>
     </w:p>
     <w:p>
       <w:pPr>
@@ -26253,8 +26128,9 @@
           <w:szCs w:val="20"/>
         </w:rPr>
       </w:pPr>
-      <w:bookmarkStart w:id="117" w:name="_Toc232440332"/>
-      <w:bookmarkStart w:id="118" w:name="_Toc232449146"/>
+      <w:bookmarkStart w:id="136" w:name="_Toc232440332"/>
+      <w:bookmarkStart w:id="137" w:name="_Toc232449146"/>
+      <w:bookmarkStart w:id="138" w:name="_Toc232451905"/>
       <w:r>
         <w:rPr>
           <w:rFonts w:cs="Times New Roman"/>
@@ -26327,8 +26203,9 @@
         </w:rPr>
         <w:t>: Evidence vault page</w:t>
       </w:r>
-      <w:bookmarkEnd w:id="117"/>
-      <w:bookmarkEnd w:id="118"/>
+      <w:bookmarkEnd w:id="136"/>
+      <w:bookmarkEnd w:id="137"/>
+      <w:bookmarkEnd w:id="138"/>
     </w:p>
     <w:p>
       <w:pPr>
@@ -26487,16 +26364,16 @@
           <w:rFonts w:cs="Times New Roman"/>
         </w:rPr>
       </w:pPr>
-      <w:bookmarkStart w:id="119" w:name="_Toc232436526"/>
-      <w:bookmarkStart w:id="120" w:name="_Toc232436726"/>
+      <w:bookmarkStart w:id="139" w:name="_Toc232436526"/>
+      <w:bookmarkStart w:id="140" w:name="_Toc232436726"/>
       <w:r>
         <w:rPr>
           <w:rFonts w:cs="Times New Roman"/>
         </w:rPr>
         <w:t>3.10 Requirement Traceability Matrix</w:t>
       </w:r>
-      <w:bookmarkEnd w:id="119"/>
-      <w:bookmarkEnd w:id="120"/>
+      <w:bookmarkEnd w:id="139"/>
+      <w:bookmarkEnd w:id="140"/>
     </w:p>
     <w:p>
       <w:pPr>
@@ -26804,8 +26681,9 @@
           <w:szCs w:val="20"/>
         </w:rPr>
       </w:pPr>
-      <w:bookmarkStart w:id="121" w:name="_Toc232440333"/>
-      <w:bookmarkStart w:id="122" w:name="_Toc232449147"/>
+      <w:bookmarkStart w:id="141" w:name="_Toc232440333"/>
+      <w:bookmarkStart w:id="142" w:name="_Toc232449147"/>
+      <w:bookmarkStart w:id="143" w:name="_Toc232451906"/>
       <w:r>
         <w:rPr>
           <w:rFonts w:cs="Times New Roman"/>
@@ -26878,8 +26756,9 @@
         </w:rPr>
         <w:t>: Traceability Matrix page</w:t>
       </w:r>
-      <w:bookmarkEnd w:id="121"/>
-      <w:bookmarkEnd w:id="122"/>
+      <w:bookmarkEnd w:id="141"/>
+      <w:bookmarkEnd w:id="142"/>
+      <w:bookmarkEnd w:id="143"/>
     </w:p>
     <w:p>
       <w:pPr>
@@ -27038,16 +26917,16 @@
           <w:rFonts w:cs="Times New Roman"/>
         </w:rPr>
       </w:pPr>
-      <w:bookmarkStart w:id="123" w:name="_Toc232436527"/>
-      <w:bookmarkStart w:id="124" w:name="_Toc232436727"/>
+      <w:bookmarkStart w:id="144" w:name="_Toc232436527"/>
+      <w:bookmarkStart w:id="145" w:name="_Toc232436727"/>
       <w:r>
         <w:rPr>
           <w:rFonts w:cs="Times New Roman"/>
         </w:rPr>
         <w:t>3.11 Code Insight and GitHub Integration</w:t>
       </w:r>
-      <w:bookmarkEnd w:id="123"/>
-      <w:bookmarkEnd w:id="124"/>
+      <w:bookmarkEnd w:id="144"/>
+      <w:bookmarkEnd w:id="145"/>
     </w:p>
     <w:p>
       <w:pPr>
@@ -27355,8 +27234,9 @@
           <w:szCs w:val="20"/>
         </w:rPr>
       </w:pPr>
-      <w:bookmarkStart w:id="125" w:name="_Toc232440334"/>
-      <w:bookmarkStart w:id="126" w:name="_Toc232449148"/>
+      <w:bookmarkStart w:id="146" w:name="_Toc232440334"/>
+      <w:bookmarkStart w:id="147" w:name="_Toc232449148"/>
+      <w:bookmarkStart w:id="148" w:name="_Toc232451907"/>
       <w:r>
         <w:rPr>
           <w:rFonts w:cs="Times New Roman"/>
@@ -27429,8 +27309,9 @@
         </w:rPr>
         <w:t>: Github integration page</w:t>
       </w:r>
-      <w:bookmarkEnd w:id="125"/>
-      <w:bookmarkEnd w:id="126"/>
+      <w:bookmarkEnd w:id="146"/>
+      <w:bookmarkEnd w:id="147"/>
+      <w:bookmarkEnd w:id="148"/>
     </w:p>
     <w:p>
       <w:pPr>
@@ -27589,16 +27470,16 @@
           <w:rFonts w:cs="Times New Roman"/>
         </w:rPr>
       </w:pPr>
-      <w:bookmarkStart w:id="127" w:name="_Toc232436528"/>
-      <w:bookmarkStart w:id="128" w:name="_Toc232436728"/>
+      <w:bookmarkStart w:id="149" w:name="_Toc232436528"/>
+      <w:bookmarkStart w:id="150" w:name="_Toc232436728"/>
       <w:r>
         <w:rPr>
           <w:rFonts w:cs="Times New Roman"/>
         </w:rPr>
         <w:t>3.12 AI Engine and Weekly Report</w:t>
       </w:r>
-      <w:bookmarkEnd w:id="127"/>
-      <w:bookmarkEnd w:id="128"/>
+      <w:bookmarkEnd w:id="149"/>
+      <w:bookmarkEnd w:id="150"/>
     </w:p>
     <w:p>
       <w:pPr>
@@ -27906,8 +27787,9 @@
           <w:szCs w:val="20"/>
         </w:rPr>
       </w:pPr>
-      <w:bookmarkStart w:id="129" w:name="_Toc232440335"/>
-      <w:bookmarkStart w:id="130" w:name="_Toc232449149"/>
+      <w:bookmarkStart w:id="151" w:name="_Toc232440335"/>
+      <w:bookmarkStart w:id="152" w:name="_Toc232449149"/>
+      <w:bookmarkStart w:id="153" w:name="_Toc232451908"/>
       <w:r>
         <w:rPr>
           <w:rFonts w:cs="Times New Roman"/>
@@ -27980,8 +27862,9 @@
         </w:rPr>
         <w:t>: Weekly view page</w:t>
       </w:r>
-      <w:bookmarkEnd w:id="129"/>
-      <w:bookmarkEnd w:id="130"/>
+      <w:bookmarkEnd w:id="151"/>
+      <w:bookmarkEnd w:id="152"/>
+      <w:bookmarkEnd w:id="153"/>
     </w:p>
     <w:p>
       <w:pPr>
@@ -28140,16 +28023,16 @@
           <w:rFonts w:cs="Times New Roman"/>
         </w:rPr>
       </w:pPr>
-      <w:bookmarkStart w:id="131" w:name="_Toc232436529"/>
-      <w:bookmarkStart w:id="132" w:name="_Toc232436729"/>
+      <w:bookmarkStart w:id="154" w:name="_Toc232436529"/>
+      <w:bookmarkStart w:id="155" w:name="_Toc232436729"/>
       <w:r>
         <w:rPr>
           <w:rFonts w:cs="Times New Roman"/>
         </w:rPr>
         <w:t>3.13 Mentor Dashboard</w:t>
       </w:r>
-      <w:bookmarkEnd w:id="131"/>
-      <w:bookmarkEnd w:id="132"/>
+      <w:bookmarkEnd w:id="154"/>
+      <w:bookmarkEnd w:id="155"/>
     </w:p>
     <w:p>
       <w:pPr>
@@ -28537,16 +28420,16 @@
           <w:rFonts w:cs="Times New Roman"/>
         </w:rPr>
       </w:pPr>
-      <w:bookmarkStart w:id="133" w:name="_Toc232436530"/>
-      <w:bookmarkStart w:id="134" w:name="_Toc232436730"/>
+      <w:bookmarkStart w:id="156" w:name="_Toc232436530"/>
+      <w:bookmarkStart w:id="157" w:name="_Toc232436730"/>
       <w:r>
         <w:rPr>
           <w:rFonts w:cs="Times New Roman"/>
         </w:rPr>
         <w:t>4. System Requirements</w:t>
       </w:r>
-      <w:bookmarkEnd w:id="133"/>
-      <w:bookmarkEnd w:id="134"/>
+      <w:bookmarkEnd w:id="156"/>
+      <w:bookmarkEnd w:id="157"/>
     </w:p>
     <w:p>
       <w:pPr>
@@ -28555,16 +28438,16 @@
           <w:rFonts w:cs="Times New Roman"/>
         </w:rPr>
       </w:pPr>
-      <w:bookmarkStart w:id="135" w:name="_Toc232436531"/>
-      <w:bookmarkStart w:id="136" w:name="_Toc232436731"/>
+      <w:bookmarkStart w:id="158" w:name="_Toc232436531"/>
+      <w:bookmarkStart w:id="159" w:name="_Toc232436731"/>
       <w:r>
         <w:rPr>
           <w:rFonts w:cs="Times New Roman"/>
         </w:rPr>
         <w:t>4.1 External Interfaces</w:t>
       </w:r>
-      <w:bookmarkEnd w:id="135"/>
-      <w:bookmarkEnd w:id="136"/>
+      <w:bookmarkEnd w:id="158"/>
+      <w:bookmarkEnd w:id="159"/>
     </w:p>
     <w:p>
       <w:pPr>
@@ -28573,16 +28456,16 @@
           <w:rFonts w:cs="Times New Roman"/>
         </w:rPr>
       </w:pPr>
-      <w:bookmarkStart w:id="137" w:name="_Toc232436532"/>
-      <w:bookmarkStart w:id="138" w:name="_Toc232436732"/>
+      <w:bookmarkStart w:id="160" w:name="_Toc232436532"/>
+      <w:bookmarkStart w:id="161" w:name="_Toc232436732"/>
       <w:r>
         <w:rPr>
           <w:rFonts w:cs="Times New Roman"/>
         </w:rPr>
         <w:t>4.1.1 User Interfaces</w:t>
       </w:r>
-      <w:bookmarkEnd w:id="137"/>
-      <w:bookmarkEnd w:id="138"/>
+      <w:bookmarkEnd w:id="160"/>
+      <w:bookmarkEnd w:id="161"/>
     </w:p>
     <w:p>
       <w:pPr>
@@ -28755,16 +28638,16 @@
           <w:rFonts w:cs="Times New Roman"/>
         </w:rPr>
       </w:pPr>
-      <w:bookmarkStart w:id="139" w:name="_Toc232436533"/>
-      <w:bookmarkStart w:id="140" w:name="_Toc232436733"/>
+      <w:bookmarkStart w:id="162" w:name="_Toc232436533"/>
+      <w:bookmarkStart w:id="163" w:name="_Toc232436733"/>
       <w:r>
         <w:rPr>
           <w:rFonts w:cs="Times New Roman"/>
         </w:rPr>
         <w:t>4.1.2 Software Interfaces</w:t>
       </w:r>
-      <w:bookmarkEnd w:id="139"/>
-      <w:bookmarkEnd w:id="140"/>
+      <w:bookmarkEnd w:id="162"/>
+      <w:bookmarkEnd w:id="163"/>
     </w:p>
     <w:tbl>
       <w:tblPr>
@@ -29252,7 +29135,7 @@
           <w:iCs/>
         </w:rPr>
       </w:pPr>
-      <w:bookmarkStart w:id="141" w:name="_Toc232449193"/>
+      <w:bookmarkStart w:id="164" w:name="_Toc232449193"/>
       <w:r>
         <w:rPr>
           <w:rFonts w:cs="Times New Roman"/>
@@ -29311,7 +29194,7 @@
         </w:rPr>
         <w:t xml:space="preserve"> - Software Interfaces</w:t>
       </w:r>
-      <w:bookmarkEnd w:id="141"/>
+      <w:bookmarkEnd w:id="164"/>
     </w:p>
     <w:p>
       <w:pPr>
@@ -29320,16 +29203,16 @@
           <w:rFonts w:cs="Times New Roman"/>
         </w:rPr>
       </w:pPr>
-      <w:bookmarkStart w:id="142" w:name="_Toc232436534"/>
-      <w:bookmarkStart w:id="143" w:name="_Toc232436734"/>
+      <w:bookmarkStart w:id="165" w:name="_Toc232436534"/>
+      <w:bookmarkStart w:id="166" w:name="_Toc232436734"/>
       <w:r>
         <w:rPr>
           <w:rFonts w:cs="Times New Roman"/>
         </w:rPr>
         <w:t>4.2 Quality Attributes</w:t>
       </w:r>
-      <w:bookmarkEnd w:id="142"/>
-      <w:bookmarkEnd w:id="143"/>
+      <w:bookmarkEnd w:id="165"/>
+      <w:bookmarkEnd w:id="166"/>
     </w:p>
     <w:tbl>
       <w:tblPr>
@@ -29675,7 +29558,7 @@
           <w:iCs/>
         </w:rPr>
       </w:pPr>
-      <w:bookmarkStart w:id="144" w:name="_Toc232449194"/>
+      <w:bookmarkStart w:id="167" w:name="_Toc232449194"/>
       <w:r>
         <w:rPr>
           <w:rFonts w:cs="Times New Roman"/>
@@ -29734,7 +29617,7 @@
         </w:rPr>
         <w:t xml:space="preserve"> - Quality Attributes</w:t>
       </w:r>
-      <w:bookmarkEnd w:id="144"/>
+      <w:bookmarkEnd w:id="167"/>
     </w:p>
     <w:p>
       <w:pPr>
@@ -29743,16 +29626,16 @@
           <w:rFonts w:cs="Times New Roman"/>
         </w:rPr>
       </w:pPr>
-      <w:bookmarkStart w:id="145" w:name="_Toc232436535"/>
-      <w:bookmarkStart w:id="146" w:name="_Toc232436735"/>
+      <w:bookmarkStart w:id="168" w:name="_Toc232436535"/>
+      <w:bookmarkStart w:id="169" w:name="_Toc232436735"/>
       <w:r>
         <w:rPr>
           <w:rFonts w:cs="Times New Roman"/>
         </w:rPr>
         <w:t>5. Other Requirements</w:t>
       </w:r>
-      <w:bookmarkEnd w:id="145"/>
-      <w:bookmarkEnd w:id="146"/>
+      <w:bookmarkEnd w:id="168"/>
+      <w:bookmarkEnd w:id="169"/>
     </w:p>
     <w:p>
       <w:pPr>
@@ -29761,16 +29644,16 @@
           <w:rFonts w:cs="Times New Roman"/>
         </w:rPr>
       </w:pPr>
-      <w:bookmarkStart w:id="147" w:name="_Toc232436536"/>
-      <w:bookmarkStart w:id="148" w:name="_Toc232436736"/>
+      <w:bookmarkStart w:id="170" w:name="_Toc232436536"/>
+      <w:bookmarkStart w:id="171" w:name="_Toc232436736"/>
       <w:r>
         <w:rPr>
           <w:rFonts w:cs="Times New Roman"/>
         </w:rPr>
         <w:t>5.1 Business Rules</w:t>
       </w:r>
-      <w:bookmarkEnd w:id="147"/>
-      <w:bookmarkEnd w:id="148"/>
+      <w:bookmarkEnd w:id="170"/>
+      <w:bookmarkEnd w:id="171"/>
     </w:p>
     <w:p>
       <w:pPr>
@@ -29912,16 +29795,16 @@
           <w:rFonts w:cs="Times New Roman"/>
         </w:rPr>
       </w:pPr>
-      <w:bookmarkStart w:id="149" w:name="_Toc232436537"/>
-      <w:bookmarkStart w:id="150" w:name="_Toc232436737"/>
+      <w:bookmarkStart w:id="172" w:name="_Toc232436537"/>
+      <w:bookmarkStart w:id="173" w:name="_Toc232436737"/>
       <w:r>
         <w:rPr>
           <w:rFonts w:cs="Times New Roman"/>
         </w:rPr>
         <w:t>5.2 Application Messages List</w:t>
       </w:r>
-      <w:bookmarkEnd w:id="149"/>
-      <w:bookmarkEnd w:id="150"/>
+      <w:bookmarkEnd w:id="172"/>
+      <w:bookmarkEnd w:id="173"/>
     </w:p>
     <w:tbl>
       <w:tblPr>
@@ -30841,7 +30724,7 @@
           <w:iCs/>
         </w:rPr>
       </w:pPr>
-      <w:bookmarkStart w:id="151" w:name="_Toc232449195"/>
+      <w:bookmarkStart w:id="174" w:name="_Toc232449195"/>
       <w:r>
         <w:rPr>
           <w:rFonts w:cs="Times New Roman"/>
@@ -30908,7 +30791,7 @@
         </w:rPr>
         <w:t>Application Messages List</w:t>
       </w:r>
-      <w:bookmarkEnd w:id="151"/>
+      <w:bookmarkEnd w:id="174"/>
     </w:p>
     <w:p>
       <w:pPr>
@@ -31939,6 +31822,7 @@
         <w:docPartUnique/>
       </w:docPartObj>
     </w:sdtPr>
+    <w:sdtEndPr/>
     <w:sdtContent>
       <w:p>
         <w:pPr>
